--- a/stone/Supporto Presidia/02_Supporto/02_Template/14_ Schede prodotti chimici /Diserbante.docx
+++ b/stone/Supporto Presidia/02_Supporto/02_Template/14_ Schede prodotti chimici /Diserbante.docx
@@ -1,9 +1,10 @@
 
 <file path=word/document.xml><?xml version="1.0" encoding="utf-8"?>
-<w:document xmlns:wpc="http://schemas.microsoft.com/office/word/2010/wordprocessingCanvas" xmlns:cx="http://schemas.microsoft.com/office/drawing/2014/chartex" xmlns:cx1="http://schemas.microsoft.com/office/drawing/2015/9/8/chartex" xmlns:cx2="http://schemas.microsoft.com/office/drawing/2015/10/21/chartex" xmlns:cx3="http://schemas.microsoft.com/office/drawing/2016/5/9/chartex" xmlns:cx4="http://schemas.microsoft.com/office/drawing/2016/5/10/chartex" xmlns:cx5="http://schemas.microsoft.com/office/drawing/2016/5/11/chartex" xmlns:cx6="http://schemas.microsoft.com/office/drawing/2016/5/12/chartex" xmlns:cx7="http://schemas.microsoft.com/office/drawing/2016/5/13/chartex" xmlns:cx8="http://schemas.microsoft.com/office/drawing/2016/5/14/chartex" xmlns:mc="http://schemas.openxmlformats.org/markup-compatibility/2006" xmlns:aink="http://schemas.microsoft.com/office/drawing/2016/ink" xmlns:am3d="http://schemas.microsoft.com/office/drawing/2017/model3d" xmlns:o="urn:schemas-microsoft-com:office:office" xmlns:oel="http://schemas.microsoft.com/office/2019/extlst" xmlns:r="http://schemas.openxmlformats.org/officeDocument/2006/relationships" xmlns:m="http://schemas.openxmlformats.org/officeDocument/2006/math" xmlns:v="urn:schemas-microsoft-com:vml" xmlns:wp14="http://schemas.microsoft.com/office/word/2010/wordprocessingDrawing" xmlns:wp="http://schemas.openxmlformats.org/drawingml/2006/wordprocessingDrawing" xmlns:w10="urn:schemas-microsoft-com:office:word" xmlns:w="http://schemas.openxmlformats.org/wordprocessingml/2006/main" xmlns:w14="http://schemas.microsoft.com/office/word/2010/wordml" xmlns:w15="http://schemas.microsoft.com/office/word/2012/wordml" xmlns:w16cex="http://schemas.microsoft.com/office/word/2018/wordml/cex" xmlns:w16cid="http://schemas.microsoft.com/office/word/2016/wordml/cid" xmlns:w16="http://schemas.microsoft.com/office/word/2018/wordml" xmlns:w16du="http://schemas.microsoft.com/office/word/2023/wordml/word16du" xmlns:w16sdtdh="http://schemas.microsoft.com/office/word/2020/wordml/sdtdatahash" xmlns:w16se="http://schemas.microsoft.com/office/word/2015/wordml/symex" xmlns:wpg="http://schemas.microsoft.com/office/word/2010/wordprocessingGroup" xmlns:wpi="http://schemas.microsoft.com/office/word/2010/wordprocessingInk" xmlns:wne="http://schemas.microsoft.com/office/word/2006/wordml" xmlns:wps="http://schemas.microsoft.com/office/word/2010/wordprocessingShape" mc:Ignorable="w14 w15 w16se w16cid w16 w16cex w16sdtdh w16du wp14">
+<w:document xmlns:wpc="http://schemas.microsoft.com/office/word/2010/wordprocessingCanvas" xmlns:cx="http://schemas.microsoft.com/office/drawing/2014/chartex" xmlns:cx1="http://schemas.microsoft.com/office/drawing/2015/9/8/chartex" xmlns:cx2="http://schemas.microsoft.com/office/drawing/2015/10/21/chartex" xmlns:cx3="http://schemas.microsoft.com/office/drawing/2016/5/9/chartex" xmlns:cx4="http://schemas.microsoft.com/office/drawing/2016/5/10/chartex" xmlns:cx5="http://schemas.microsoft.com/office/drawing/2016/5/11/chartex" xmlns:cx6="http://schemas.microsoft.com/office/drawing/2016/5/12/chartex" xmlns:cx7="http://schemas.microsoft.com/office/drawing/2016/5/13/chartex" xmlns:cx8="http://schemas.microsoft.com/office/drawing/2016/5/14/chartex" xmlns:mc="http://schemas.openxmlformats.org/markup-compatibility/2006" xmlns:aink="http://schemas.microsoft.com/office/drawing/2016/ink" xmlns:am3d="http://schemas.microsoft.com/office/drawing/2017/model3d" xmlns:o="urn:schemas-microsoft-com:office:office" xmlns:oel="http://schemas.microsoft.com/office/2019/extlst" xmlns:r="http://schemas.openxmlformats.org/officeDocument/2006/relationships" xmlns:m="http://schemas.openxmlformats.org/officeDocument/2006/math" xmlns:v="urn:schemas-microsoft-com:vml" xmlns:wp14="http://schemas.microsoft.com/office/word/2010/wordprocessingDrawing" xmlns:wp="http://schemas.openxmlformats.org/drawingml/2006/wordprocessingDrawing" xmlns:w10="urn:schemas-microsoft-com:office:word" xmlns:w="http://schemas.openxmlformats.org/wordprocessingml/2006/main" xmlns:w14="http://schemas.microsoft.com/office/word/2010/wordml" xmlns:w15="http://schemas.microsoft.com/office/word/2012/wordml" xmlns:w16cex="http://schemas.microsoft.com/office/word/2018/wordml/cex" xmlns:w16cid="http://schemas.microsoft.com/office/word/2016/wordml/cid" xmlns:w16="http://schemas.microsoft.com/office/word/2018/wordml" xmlns:w16du="http://schemas.microsoft.com/office/word/2023/wordml/word16du" xmlns:w16sdtdh="http://schemas.microsoft.com/office/word/2020/wordml/sdtdatahash" xmlns:w16sdtfl="http://schemas.microsoft.com/office/word/2024/wordml/sdtformatlock" xmlns:w16se="http://schemas.microsoft.com/office/word/2015/wordml/symex" xmlns:wpg="http://schemas.microsoft.com/office/word/2010/wordprocessingGroup" xmlns:wpi="http://schemas.microsoft.com/office/word/2010/wordprocessingInk" xmlns:wne="http://schemas.microsoft.com/office/word/2006/wordml" xmlns:wps="http://schemas.microsoft.com/office/word/2010/wordprocessingShape" mc:Ignorable="w14 w15 w16se w16cid w16 w16cex w16sdtdh w16sdtfl w16du wp14">
   <w:body>
     <w:tbl>
       <w:tblPr>
+        <w:tblpPr w:leftFromText="141" w:rightFromText="141" w:vertAnchor="text" w:horzAnchor="margin" w:tblpY="-572"/>
         <w:tblW w:w="0" w:type="auto"/>
         <w:tblBorders>
           <w:top w:val="single" w:sz="4" w:space="0" w:color="auto"/>
@@ -17,27 +18,28 @@
         <w:tblLook w:val="01E0" w:firstRow="1" w:lastRow="1" w:firstColumn="1" w:lastColumn="1" w:noHBand="0" w:noVBand="0"/>
       </w:tblPr>
       <w:tblGrid>
-        <w:gridCol w:w="390"/>
+        <w:gridCol w:w="391"/>
         <w:gridCol w:w="274"/>
-        <w:gridCol w:w="710"/>
-        <w:gridCol w:w="239"/>
-        <w:gridCol w:w="701"/>
+        <w:gridCol w:w="711"/>
+        <w:gridCol w:w="246"/>
+        <w:gridCol w:w="722"/>
         <w:gridCol w:w="66"/>
-        <w:gridCol w:w="536"/>
-        <w:gridCol w:w="264"/>
-        <w:gridCol w:w="393"/>
-        <w:gridCol w:w="250"/>
-        <w:gridCol w:w="839"/>
-        <w:gridCol w:w="127"/>
+        <w:gridCol w:w="539"/>
+        <w:gridCol w:w="263"/>
+        <w:gridCol w:w="375"/>
+        <w:gridCol w:w="266"/>
+        <w:gridCol w:w="843"/>
+        <w:gridCol w:w="80"/>
+        <w:gridCol w:w="47"/>
         <w:gridCol w:w="71"/>
-        <w:gridCol w:w="1250"/>
-        <w:gridCol w:w="138"/>
-        <w:gridCol w:w="129"/>
-        <w:gridCol w:w="648"/>
-        <w:gridCol w:w="161"/>
-        <w:gridCol w:w="269"/>
-        <w:gridCol w:w="337"/>
-        <w:gridCol w:w="1836"/>
+        <w:gridCol w:w="1266"/>
+        <w:gridCol w:w="251"/>
+        <w:gridCol w:w="655"/>
+        <w:gridCol w:w="124"/>
+        <w:gridCol w:w="56"/>
+        <w:gridCol w:w="270"/>
+        <w:gridCol w:w="341"/>
+        <w:gridCol w:w="1771"/>
       </w:tblGrid>
       <w:tr>
         <w:trPr>
@@ -45,13 +47,17 @@
         </w:trPr>
         <w:tc>
           <w:tcPr>
-            <w:tcW w:w="1384" w:type="dxa"/>
+            <w:tcW w:w="1376" w:type="dxa"/>
             <w:gridSpan w:val="3"/>
             <w:tcBorders>
+              <w:top w:val="single" w:sz="4" w:space="0" w:color="auto"/>
+              <w:left w:val="single" w:sz="4" w:space="0" w:color="auto"/>
               <w:bottom w:val="single" w:sz="4" w:space="0" w:color="auto"/>
+              <w:right w:val="single" w:sz="4" w:space="0" w:color="auto"/>
             </w:tcBorders>
             <w:shd w:val="clear" w:color="auto" w:fill="E6E6E6"/>
             <w:vAlign w:val="center"/>
+            <w:hideMark/>
           </w:tcPr>
           <w:p>
             <w:pPr>
@@ -72,13 +78,17 @@
         </w:tc>
         <w:tc>
           <w:tcPr>
-            <w:tcW w:w="994" w:type="dxa"/>
+            <w:tcW w:w="968" w:type="dxa"/>
             <w:gridSpan w:val="2"/>
             <w:tcBorders>
+              <w:top w:val="single" w:sz="4" w:space="0" w:color="auto"/>
+              <w:left w:val="single" w:sz="4" w:space="0" w:color="auto"/>
               <w:bottom w:val="single" w:sz="4" w:space="0" w:color="auto"/>
+              <w:right w:val="single" w:sz="4" w:space="0" w:color="auto"/>
             </w:tcBorders>
             <w:shd w:val="clear" w:color="auto" w:fill="E6E6E6"/>
             <w:vAlign w:val="center"/>
+            <w:hideMark/>
           </w:tcPr>
           <w:p>
             <w:pPr>
@@ -94,13 +104,17 @@
         </w:tc>
         <w:tc>
           <w:tcPr>
-            <w:tcW w:w="1526" w:type="dxa"/>
+            <w:tcW w:w="1509" w:type="dxa"/>
             <w:gridSpan w:val="5"/>
             <w:tcBorders>
+              <w:top w:val="single" w:sz="4" w:space="0" w:color="auto"/>
+              <w:left w:val="single" w:sz="4" w:space="0" w:color="auto"/>
               <w:bottom w:val="single" w:sz="4" w:space="0" w:color="auto"/>
+              <w:right w:val="single" w:sz="4" w:space="0" w:color="auto"/>
             </w:tcBorders>
             <w:shd w:val="clear" w:color="auto" w:fill="E6E6E6"/>
             <w:vAlign w:val="center"/>
+            <w:hideMark/>
           </w:tcPr>
           <w:p>
             <w:pPr>
@@ -123,45 +137,52 @@
         </w:tc>
         <w:tc>
           <w:tcPr>
-            <w:tcW w:w="5890" w:type="dxa"/>
-            <w:gridSpan w:val="11"/>
-            <w:tcBorders>
+            <w:tcW w:w="5775" w:type="dxa"/>
+            <w:gridSpan w:val="12"/>
+            <w:tcBorders>
+              <w:top w:val="single" w:sz="4" w:space="0" w:color="auto"/>
+              <w:left w:val="single" w:sz="4" w:space="0" w:color="auto"/>
               <w:bottom w:val="single" w:sz="4" w:space="0" w:color="auto"/>
+              <w:right w:val="single" w:sz="4" w:space="0" w:color="auto"/>
             </w:tcBorders>
             <w:shd w:val="clear" w:color="auto" w:fill="E6E6E6"/>
             <w:vAlign w:val="center"/>
-          </w:tcPr>
-          <w:p>
-            <w:pPr>
-              <w:rPr>
-                <w:rFonts w:ascii="Aptos" w:hAnsi="Aptos"/>
-                <w:b/>
-              </w:rPr>
-            </w:pPr>
-            <w:r>
-              <w:rPr>
-                <w:rFonts w:ascii="Aptos" w:hAnsi="Aptos"/>
+            <w:hideMark/>
+          </w:tcPr>
+          <w:p>
+            <w:pPr>
+              <w:rPr>
+                <w:rFonts w:ascii="Aptos" w:hAnsi="Aptos"/>
+                <w:b/>
+                <w:bCs/>
+              </w:rPr>
+            </w:pPr>
+            <w:r>
+              <w:rPr>
+                <w:rFonts w:ascii="Aptos" w:hAnsi="Aptos"/>
+                <w:b/>
+                <w:bCs/>
                 <w:sz w:val="22"/>
                 <w:szCs w:val="22"/>
               </w:rPr>
-              <w:t>Diserbante</w:t>
+              <w:t>DISERBANTE</w:t>
             </w:r>
           </w:p>
         </w:tc>
       </w:tr>
       <w:tr>
-        <w:tblPrEx>
-          <w:shd w:val="clear" w:color="auto" w:fill="auto"/>
-        </w:tblPrEx>
         <w:trPr>
           <w:trHeight w:val="170"/>
         </w:trPr>
         <w:tc>
           <w:tcPr>
-            <w:tcW w:w="9794" w:type="dxa"/>
-            <w:gridSpan w:val="21"/>
-            <w:tcBorders>
+            <w:tcW w:w="9628" w:type="dxa"/>
+            <w:gridSpan w:val="22"/>
+            <w:tcBorders>
+              <w:top w:val="single" w:sz="4" w:space="0" w:color="auto"/>
+              <w:left w:val="single" w:sz="4" w:space="0" w:color="auto"/>
               <w:bottom w:val="nil"/>
+              <w:right w:val="single" w:sz="4" w:space="0" w:color="auto"/>
             </w:tcBorders>
           </w:tcPr>
           <w:p>
@@ -177,12 +198,9 @@
         </w:tc>
       </w:tr>
       <w:tr>
-        <w:tblPrEx>
-          <w:shd w:val="clear" w:color="auto" w:fill="auto"/>
-        </w:tblPrEx>
-        <w:tc>
-          <w:tcPr>
-            <w:tcW w:w="390" w:type="dxa"/>
+        <w:tc>
+          <w:tcPr>
+            <w:tcW w:w="391" w:type="dxa"/>
             <w:tcBorders>
               <w:top w:val="single" w:sz="12" w:space="0" w:color="auto"/>
               <w:left w:val="single" w:sz="12" w:space="0" w:color="auto"/>
@@ -190,6 +208,7 @@
               <w:right w:val="single" w:sz="12" w:space="0" w:color="auto"/>
             </w:tcBorders>
             <w:vAlign w:val="center"/>
+            <w:hideMark/>
           </w:tcPr>
           <w:p>
             <w:pPr>
@@ -209,14 +228,16 @@
         </w:tc>
         <w:tc>
           <w:tcPr>
-            <w:tcW w:w="9404" w:type="dxa"/>
-            <w:gridSpan w:val="20"/>
+            <w:tcW w:w="9237" w:type="dxa"/>
+            <w:gridSpan w:val="21"/>
             <w:tcBorders>
               <w:top w:val="nil"/>
               <w:left w:val="single" w:sz="12" w:space="0" w:color="auto"/>
               <w:bottom w:val="nil"/>
+              <w:right w:val="single" w:sz="4" w:space="0" w:color="auto"/>
             </w:tcBorders>
             <w:vAlign w:val="center"/>
+            <w:hideMark/>
           </w:tcPr>
           <w:p>
             <w:pPr>
@@ -236,18 +257,18 @@
         </w:tc>
       </w:tr>
       <w:tr>
-        <w:tblPrEx>
-          <w:shd w:val="clear" w:color="auto" w:fill="auto"/>
-        </w:tblPrEx>
         <w:trPr>
           <w:trHeight w:val="170"/>
         </w:trPr>
         <w:tc>
           <w:tcPr>
-            <w:tcW w:w="9794" w:type="dxa"/>
-            <w:gridSpan w:val="21"/>
+            <w:tcW w:w="9628" w:type="dxa"/>
+            <w:gridSpan w:val="22"/>
             <w:tcBorders>
               <w:top w:val="nil"/>
+              <w:left w:val="single" w:sz="4" w:space="0" w:color="auto"/>
+              <w:bottom w:val="single" w:sz="4" w:space="0" w:color="auto"/>
+              <w:right w:val="single" w:sz="4" w:space="0" w:color="auto"/>
             </w:tcBorders>
           </w:tcPr>
           <w:p>
@@ -263,16 +284,17 @@
         </w:tc>
       </w:tr>
       <w:tr>
-        <w:tblPrEx>
-          <w:shd w:val="clear" w:color="auto" w:fill="auto"/>
-        </w:tblPrEx>
-        <w:tc>
-          <w:tcPr>
-            <w:tcW w:w="2994" w:type="dxa"/>
+        <w:tc>
+          <w:tcPr>
+            <w:tcW w:w="2949" w:type="dxa"/>
             <w:gridSpan w:val="7"/>
             <w:tcBorders>
+              <w:top w:val="single" w:sz="4" w:space="0" w:color="auto"/>
+              <w:left w:val="single" w:sz="4" w:space="0" w:color="auto"/>
               <w:bottom w:val="single" w:sz="4" w:space="0" w:color="auto"/>
-            </w:tcBorders>
+              <w:right w:val="single" w:sz="4" w:space="0" w:color="auto"/>
+            </w:tcBorders>
+            <w:hideMark/>
           </w:tcPr>
           <w:p>
             <w:pPr>
@@ -296,11 +318,15 @@
         </w:tc>
         <w:tc>
           <w:tcPr>
-            <w:tcW w:w="3540" w:type="dxa"/>
+            <w:tcW w:w="3462" w:type="dxa"/>
             <w:gridSpan w:val="9"/>
             <w:tcBorders>
+              <w:top w:val="single" w:sz="4" w:space="0" w:color="auto"/>
+              <w:left w:val="single" w:sz="4" w:space="0" w:color="auto"/>
               <w:bottom w:val="single" w:sz="4" w:space="0" w:color="auto"/>
-            </w:tcBorders>
+              <w:right w:val="single" w:sz="4" w:space="0" w:color="auto"/>
+            </w:tcBorders>
+            <w:hideMark/>
           </w:tcPr>
           <w:p>
             <w:pPr>
@@ -324,11 +350,15 @@
         </w:tc>
         <w:tc>
           <w:tcPr>
-            <w:tcW w:w="3260" w:type="dxa"/>
-            <w:gridSpan w:val="5"/>
-            <w:tcBorders>
+            <w:tcW w:w="3217" w:type="dxa"/>
+            <w:gridSpan w:val="6"/>
+            <w:tcBorders>
+              <w:top w:val="single" w:sz="4" w:space="0" w:color="auto"/>
+              <w:left w:val="single" w:sz="4" w:space="0" w:color="auto"/>
               <w:bottom w:val="single" w:sz="4" w:space="0" w:color="auto"/>
-            </w:tcBorders>
+              <w:right w:val="single" w:sz="4" w:space="0" w:color="auto"/>
+            </w:tcBorders>
+            <w:hideMark/>
           </w:tcPr>
           <w:p>
             <w:pPr>
@@ -352,18 +382,17 @@
         </w:tc>
       </w:tr>
       <w:tr>
-        <w:tblPrEx>
-          <w:shd w:val="clear" w:color="auto" w:fill="auto"/>
-        </w:tblPrEx>
-        <w:tc>
-          <w:tcPr>
-            <w:tcW w:w="664" w:type="dxa"/>
+        <w:tc>
+          <w:tcPr>
+            <w:tcW w:w="665" w:type="dxa"/>
             <w:gridSpan w:val="2"/>
             <w:tcBorders>
+              <w:top w:val="single" w:sz="4" w:space="0" w:color="auto"/>
+              <w:left w:val="single" w:sz="4" w:space="0" w:color="auto"/>
               <w:bottom w:val="nil"/>
               <w:right w:val="nil"/>
             </w:tcBorders>
-            <w:shd w:val="clear" w:color="auto" w:fill="auto"/>
+            <w:hideMark/>
           </w:tcPr>
           <w:p>
             <w:pPr>
@@ -414,6 +443,12 @@
                 <w:sz w:val="18"/>
                 <w:szCs w:val="18"/>
               </w:rPr>
+              <w:fldChar w:fldCharType="separate"/>
+            </w:r>
+            <w:r>
+              <w:rPr>
+                <w:rFonts w:ascii="Aptos" w:hAnsi="Aptos"/>
+              </w:rPr>
               <w:fldChar w:fldCharType="end"/>
             </w:r>
             <w:bookmarkEnd w:id="0"/>
@@ -421,13 +456,15 @@
         </w:tc>
         <w:tc>
           <w:tcPr>
-            <w:tcW w:w="2330" w:type="dxa"/>
+            <w:tcW w:w="2284" w:type="dxa"/>
             <w:gridSpan w:val="5"/>
             <w:tcBorders>
+              <w:top w:val="single" w:sz="4" w:space="0" w:color="auto"/>
               <w:left w:val="nil"/>
               <w:bottom w:val="nil"/>
-            </w:tcBorders>
-            <w:shd w:val="clear" w:color="auto" w:fill="auto"/>
+              <w:right w:val="single" w:sz="4" w:space="0" w:color="auto"/>
+            </w:tcBorders>
+            <w:hideMark/>
           </w:tcPr>
           <w:p>
             <w:pPr>
@@ -449,13 +486,15 @@
         </w:tc>
         <w:tc>
           <w:tcPr>
-            <w:tcW w:w="644" w:type="dxa"/>
+            <w:tcW w:w="638" w:type="dxa"/>
             <w:gridSpan w:val="2"/>
             <w:tcBorders>
+              <w:top w:val="single" w:sz="4" w:space="0" w:color="auto"/>
+              <w:left w:val="single" w:sz="4" w:space="0" w:color="auto"/>
               <w:bottom w:val="nil"/>
               <w:right w:val="nil"/>
             </w:tcBorders>
-            <w:shd w:val="clear" w:color="auto" w:fill="auto"/>
+            <w:hideMark/>
           </w:tcPr>
           <w:p>
             <w:pPr>
@@ -504,19 +543,29 @@
                 <w:sz w:val="18"/>
                 <w:szCs w:val="18"/>
               </w:rPr>
+              <w:fldChar w:fldCharType="separate"/>
+            </w:r>
+            <w:r>
+              <w:rPr>
+                <w:rFonts w:ascii="Aptos" w:hAnsi="Aptos"/>
+                <w:sz w:val="18"/>
+                <w:szCs w:val="18"/>
+              </w:rPr>
               <w:fldChar w:fldCharType="end"/>
             </w:r>
           </w:p>
         </w:tc>
         <w:tc>
           <w:tcPr>
-            <w:tcW w:w="2896" w:type="dxa"/>
+            <w:tcW w:w="2824" w:type="dxa"/>
             <w:gridSpan w:val="7"/>
             <w:tcBorders>
+              <w:top w:val="single" w:sz="4" w:space="0" w:color="auto"/>
               <w:left w:val="nil"/>
               <w:bottom w:val="nil"/>
-            </w:tcBorders>
-            <w:shd w:val="clear" w:color="auto" w:fill="auto"/>
+              <w:right w:val="single" w:sz="4" w:space="0" w:color="auto"/>
+            </w:tcBorders>
+            <w:hideMark/>
           </w:tcPr>
           <w:p>
             <w:pPr>
@@ -538,12 +587,14 @@
         </w:tc>
         <w:tc>
           <w:tcPr>
-            <w:tcW w:w="659" w:type="dxa"/>
-            <w:tcBorders>
+            <w:tcW w:w="655" w:type="dxa"/>
+            <w:tcBorders>
+              <w:top w:val="single" w:sz="4" w:space="0" w:color="auto"/>
+              <w:left w:val="single" w:sz="4" w:space="0" w:color="auto"/>
               <w:bottom w:val="nil"/>
               <w:right w:val="nil"/>
             </w:tcBorders>
-            <w:shd w:val="clear" w:color="auto" w:fill="auto"/>
+            <w:hideMark/>
           </w:tcPr>
           <w:p>
             <w:pPr>
@@ -592,19 +643,29 @@
                 <w:sz w:val="18"/>
                 <w:szCs w:val="18"/>
               </w:rPr>
+              <w:fldChar w:fldCharType="separate"/>
+            </w:r>
+            <w:r>
+              <w:rPr>
+                <w:rFonts w:ascii="Aptos" w:hAnsi="Aptos"/>
+                <w:sz w:val="18"/>
+                <w:szCs w:val="18"/>
+              </w:rPr>
               <w:fldChar w:fldCharType="end"/>
             </w:r>
           </w:p>
         </w:tc>
         <w:tc>
           <w:tcPr>
-            <w:tcW w:w="2601" w:type="dxa"/>
-            <w:gridSpan w:val="4"/>
-            <w:tcBorders>
+            <w:tcW w:w="2562" w:type="dxa"/>
+            <w:gridSpan w:val="5"/>
+            <w:tcBorders>
+              <w:top w:val="single" w:sz="4" w:space="0" w:color="auto"/>
               <w:left w:val="nil"/>
               <w:bottom w:val="nil"/>
-            </w:tcBorders>
-            <w:shd w:val="clear" w:color="auto" w:fill="auto"/>
+              <w:right w:val="single" w:sz="4" w:space="0" w:color="auto"/>
+            </w:tcBorders>
+            <w:hideMark/>
           </w:tcPr>
           <w:p>
             <w:pPr>
@@ -626,22 +687,20 @@
         </w:tc>
       </w:tr>
       <w:tr>
-        <w:tblPrEx>
-          <w:shd w:val="clear" w:color="auto" w:fill="auto"/>
-        </w:tblPrEx>
         <w:trPr>
           <w:trHeight w:val="62"/>
         </w:trPr>
         <w:tc>
           <w:tcPr>
-            <w:tcW w:w="664" w:type="dxa"/>
+            <w:tcW w:w="665" w:type="dxa"/>
             <w:gridSpan w:val="2"/>
             <w:tcBorders>
               <w:top w:val="nil"/>
+              <w:left w:val="single" w:sz="4" w:space="0" w:color="auto"/>
               <w:bottom w:val="nil"/>
               <w:right w:val="nil"/>
             </w:tcBorders>
-            <w:shd w:val="clear" w:color="auto" w:fill="auto"/>
+            <w:hideMark/>
           </w:tcPr>
           <w:p>
             <w:pPr>
@@ -691,20 +750,29 @@
                 <w:sz w:val="18"/>
                 <w:szCs w:val="18"/>
               </w:rPr>
+              <w:fldChar w:fldCharType="separate"/>
+            </w:r>
+            <w:r>
+              <w:rPr>
+                <w:rFonts w:ascii="Aptos" w:hAnsi="Aptos"/>
+                <w:sz w:val="18"/>
+                <w:szCs w:val="18"/>
+              </w:rPr>
               <w:fldChar w:fldCharType="end"/>
             </w:r>
           </w:p>
         </w:tc>
         <w:tc>
           <w:tcPr>
-            <w:tcW w:w="2330" w:type="dxa"/>
+            <w:tcW w:w="2284" w:type="dxa"/>
             <w:gridSpan w:val="5"/>
             <w:tcBorders>
               <w:top w:val="nil"/>
               <w:left w:val="nil"/>
               <w:bottom w:val="nil"/>
-            </w:tcBorders>
-            <w:shd w:val="clear" w:color="auto" w:fill="auto"/>
+              <w:right w:val="single" w:sz="4" w:space="0" w:color="auto"/>
+            </w:tcBorders>
+            <w:hideMark/>
           </w:tcPr>
           <w:p>
             <w:pPr>
@@ -726,14 +794,15 @@
         </w:tc>
         <w:tc>
           <w:tcPr>
-            <w:tcW w:w="644" w:type="dxa"/>
+            <w:tcW w:w="638" w:type="dxa"/>
             <w:gridSpan w:val="2"/>
             <w:tcBorders>
               <w:top w:val="nil"/>
+              <w:left w:val="single" w:sz="4" w:space="0" w:color="auto"/>
               <w:bottom w:val="nil"/>
               <w:right w:val="nil"/>
             </w:tcBorders>
-            <w:shd w:val="clear" w:color="auto" w:fill="auto"/>
+            <w:hideMark/>
           </w:tcPr>
           <w:p>
             <w:pPr>
@@ -783,20 +852,29 @@
                 <w:sz w:val="18"/>
                 <w:szCs w:val="18"/>
               </w:rPr>
+              <w:fldChar w:fldCharType="separate"/>
+            </w:r>
+            <w:r>
+              <w:rPr>
+                <w:rFonts w:ascii="Aptos" w:hAnsi="Aptos"/>
+                <w:sz w:val="18"/>
+                <w:szCs w:val="18"/>
+              </w:rPr>
               <w:fldChar w:fldCharType="end"/>
             </w:r>
           </w:p>
         </w:tc>
         <w:tc>
           <w:tcPr>
-            <w:tcW w:w="2896" w:type="dxa"/>
+            <w:tcW w:w="2824" w:type="dxa"/>
             <w:gridSpan w:val="7"/>
             <w:tcBorders>
               <w:top w:val="nil"/>
               <w:left w:val="nil"/>
               <w:bottom w:val="nil"/>
-            </w:tcBorders>
-            <w:shd w:val="clear" w:color="auto" w:fill="auto"/>
+              <w:right w:val="single" w:sz="4" w:space="0" w:color="auto"/>
+            </w:tcBorders>
+            <w:hideMark/>
           </w:tcPr>
           <w:p>
             <w:pPr>
@@ -818,13 +896,14 @@
         </w:tc>
         <w:tc>
           <w:tcPr>
-            <w:tcW w:w="659" w:type="dxa"/>
+            <w:tcW w:w="655" w:type="dxa"/>
             <w:tcBorders>
               <w:top w:val="nil"/>
+              <w:left w:val="single" w:sz="4" w:space="0" w:color="auto"/>
               <w:bottom w:val="nil"/>
               <w:right w:val="nil"/>
             </w:tcBorders>
-            <w:shd w:val="clear" w:color="auto" w:fill="auto"/>
+            <w:hideMark/>
           </w:tcPr>
           <w:p>
             <w:pPr>
@@ -873,20 +952,29 @@
                 <w:sz w:val="18"/>
                 <w:szCs w:val="18"/>
               </w:rPr>
+              <w:fldChar w:fldCharType="separate"/>
+            </w:r>
+            <w:r>
+              <w:rPr>
+                <w:rFonts w:ascii="Aptos" w:hAnsi="Aptos"/>
+                <w:sz w:val="18"/>
+                <w:szCs w:val="18"/>
+              </w:rPr>
               <w:fldChar w:fldCharType="end"/>
             </w:r>
           </w:p>
         </w:tc>
         <w:tc>
           <w:tcPr>
-            <w:tcW w:w="2601" w:type="dxa"/>
-            <w:gridSpan w:val="4"/>
+            <w:tcW w:w="2562" w:type="dxa"/>
+            <w:gridSpan w:val="5"/>
             <w:tcBorders>
               <w:top w:val="nil"/>
               <w:left w:val="nil"/>
               <w:bottom w:val="nil"/>
-            </w:tcBorders>
-            <w:shd w:val="clear" w:color="auto" w:fill="auto"/>
+              <w:right w:val="single" w:sz="4" w:space="0" w:color="auto"/>
+            </w:tcBorders>
+            <w:hideMark/>
           </w:tcPr>
           <w:p>
             <w:pPr>
@@ -991,8 +1079,6 @@
             <w:r>
               <w:rPr>
                 <w:rFonts w:ascii="Aptos" w:hAnsi="Aptos"/>
-                <w:sz w:val="20"/>
-                <w:szCs w:val="20"/>
               </w:rPr>
               <w:fldChar w:fldCharType="end"/>
             </w:r>
@@ -1001,18 +1087,17 @@
         </w:tc>
       </w:tr>
       <w:tr>
-        <w:tblPrEx>
-          <w:shd w:val="clear" w:color="auto" w:fill="auto"/>
-        </w:tblPrEx>
-        <w:tc>
-          <w:tcPr>
-            <w:tcW w:w="664" w:type="dxa"/>
+        <w:tc>
+          <w:tcPr>
+            <w:tcW w:w="665" w:type="dxa"/>
             <w:gridSpan w:val="2"/>
             <w:tcBorders>
               <w:top w:val="nil"/>
+              <w:left w:val="single" w:sz="4" w:space="0" w:color="auto"/>
+              <w:bottom w:val="single" w:sz="4" w:space="0" w:color="auto"/>
               <w:right w:val="nil"/>
             </w:tcBorders>
-            <w:shd w:val="clear" w:color="auto" w:fill="auto"/>
+            <w:hideMark/>
           </w:tcPr>
           <w:p>
             <w:pPr>
@@ -1061,19 +1146,29 @@
                 <w:sz w:val="18"/>
                 <w:szCs w:val="18"/>
               </w:rPr>
+              <w:fldChar w:fldCharType="separate"/>
+            </w:r>
+            <w:r>
+              <w:rPr>
+                <w:rFonts w:ascii="Aptos" w:hAnsi="Aptos"/>
+                <w:sz w:val="18"/>
+                <w:szCs w:val="18"/>
+              </w:rPr>
               <w:fldChar w:fldCharType="end"/>
             </w:r>
           </w:p>
         </w:tc>
         <w:tc>
           <w:tcPr>
-            <w:tcW w:w="2330" w:type="dxa"/>
+            <w:tcW w:w="2284" w:type="dxa"/>
             <w:gridSpan w:val="5"/>
             <w:tcBorders>
               <w:top w:val="nil"/>
               <w:left w:val="nil"/>
-            </w:tcBorders>
-            <w:shd w:val="clear" w:color="auto" w:fill="auto"/>
+              <w:bottom w:val="single" w:sz="4" w:space="0" w:color="auto"/>
+              <w:right w:val="single" w:sz="4" w:space="0" w:color="auto"/>
+            </w:tcBorders>
+            <w:hideMark/>
           </w:tcPr>
           <w:p>
             <w:pPr>
@@ -1095,13 +1190,15 @@
         </w:tc>
         <w:tc>
           <w:tcPr>
-            <w:tcW w:w="644" w:type="dxa"/>
+            <w:tcW w:w="638" w:type="dxa"/>
             <w:gridSpan w:val="2"/>
             <w:tcBorders>
               <w:top w:val="nil"/>
+              <w:left w:val="single" w:sz="4" w:space="0" w:color="auto"/>
+              <w:bottom w:val="single" w:sz="4" w:space="0" w:color="auto"/>
               <w:right w:val="nil"/>
             </w:tcBorders>
-            <w:shd w:val="clear" w:color="auto" w:fill="auto"/>
+            <w:hideMark/>
           </w:tcPr>
           <w:p>
             <w:pPr>
@@ -1150,19 +1247,29 @@
                 <w:sz w:val="18"/>
                 <w:szCs w:val="18"/>
               </w:rPr>
+              <w:fldChar w:fldCharType="separate"/>
+            </w:r>
+            <w:r>
+              <w:rPr>
+                <w:rFonts w:ascii="Aptos" w:hAnsi="Aptos"/>
+                <w:sz w:val="18"/>
+                <w:szCs w:val="18"/>
+              </w:rPr>
               <w:fldChar w:fldCharType="end"/>
             </w:r>
           </w:p>
         </w:tc>
         <w:tc>
           <w:tcPr>
-            <w:tcW w:w="2896" w:type="dxa"/>
+            <w:tcW w:w="2824" w:type="dxa"/>
             <w:gridSpan w:val="7"/>
             <w:tcBorders>
               <w:top w:val="nil"/>
               <w:left w:val="nil"/>
-            </w:tcBorders>
-            <w:shd w:val="clear" w:color="auto" w:fill="auto"/>
+              <w:bottom w:val="single" w:sz="4" w:space="0" w:color="auto"/>
+              <w:right w:val="single" w:sz="4" w:space="0" w:color="auto"/>
+            </w:tcBorders>
+            <w:hideMark/>
           </w:tcPr>
           <w:p>
             <w:pPr>
@@ -1184,12 +1291,14 @@
         </w:tc>
         <w:tc>
           <w:tcPr>
-            <w:tcW w:w="659" w:type="dxa"/>
+            <w:tcW w:w="655" w:type="dxa"/>
             <w:tcBorders>
               <w:top w:val="nil"/>
+              <w:left w:val="single" w:sz="4" w:space="0" w:color="auto"/>
+              <w:bottom w:val="single" w:sz="4" w:space="0" w:color="auto"/>
               <w:right w:val="nil"/>
             </w:tcBorders>
-            <w:shd w:val="clear" w:color="auto" w:fill="auto"/>
+            <w:hideMark/>
           </w:tcPr>
           <w:p>
             <w:pPr>
@@ -1238,19 +1347,29 @@
                 <w:sz w:val="18"/>
                 <w:szCs w:val="18"/>
               </w:rPr>
+              <w:fldChar w:fldCharType="separate"/>
+            </w:r>
+            <w:r>
+              <w:rPr>
+                <w:rFonts w:ascii="Aptos" w:hAnsi="Aptos"/>
+                <w:sz w:val="18"/>
+                <w:szCs w:val="18"/>
+              </w:rPr>
               <w:fldChar w:fldCharType="end"/>
             </w:r>
           </w:p>
         </w:tc>
         <w:tc>
           <w:tcPr>
-            <w:tcW w:w="2601" w:type="dxa"/>
-            <w:gridSpan w:val="4"/>
+            <w:tcW w:w="2562" w:type="dxa"/>
+            <w:gridSpan w:val="5"/>
             <w:tcBorders>
               <w:top w:val="nil"/>
               <w:left w:val="nil"/>
-            </w:tcBorders>
-            <w:shd w:val="clear" w:color="auto" w:fill="auto"/>
+              <w:bottom w:val="single" w:sz="4" w:space="0" w:color="auto"/>
+              <w:right w:val="single" w:sz="4" w:space="0" w:color="auto"/>
+            </w:tcBorders>
+            <w:hideMark/>
           </w:tcPr>
           <w:p>
             <w:pPr>
@@ -1272,17 +1391,19 @@
         </w:tc>
       </w:tr>
       <w:tr>
-        <w:tblPrEx>
-          <w:shd w:val="clear" w:color="auto" w:fill="auto"/>
-        </w:tblPrEx>
         <w:trPr>
           <w:trHeight w:val="170"/>
         </w:trPr>
         <w:tc>
           <w:tcPr>
-            <w:tcW w:w="9794" w:type="dxa"/>
-            <w:gridSpan w:val="21"/>
-            <w:shd w:val="clear" w:color="auto" w:fill="auto"/>
+            <w:tcW w:w="9628" w:type="dxa"/>
+            <w:gridSpan w:val="22"/>
+            <w:tcBorders>
+              <w:top w:val="single" w:sz="4" w:space="0" w:color="auto"/>
+              <w:left w:val="single" w:sz="4" w:space="0" w:color="auto"/>
+              <w:bottom w:val="single" w:sz="4" w:space="0" w:color="auto"/>
+              <w:right w:val="single" w:sz="4" w:space="0" w:color="auto"/>
+            </w:tcBorders>
           </w:tcPr>
           <w:p>
             <w:pPr>
@@ -1296,17 +1417,21 @@
         </w:tc>
       </w:tr>
       <w:tr>
-        <w:tblPrEx>
-          <w:shd w:val="clear" w:color="auto" w:fill="auto"/>
-        </w:tblPrEx>
         <w:trPr>
           <w:trHeight w:val="227"/>
         </w:trPr>
         <w:tc>
           <w:tcPr>
-            <w:tcW w:w="6534" w:type="dxa"/>
+            <w:tcW w:w="6411" w:type="dxa"/>
             <w:gridSpan w:val="16"/>
+            <w:tcBorders>
+              <w:top w:val="single" w:sz="4" w:space="0" w:color="auto"/>
+              <w:left w:val="single" w:sz="4" w:space="0" w:color="auto"/>
+              <w:bottom w:val="single" w:sz="4" w:space="0" w:color="auto"/>
+              <w:right w:val="single" w:sz="4" w:space="0" w:color="auto"/>
+            </w:tcBorders>
             <w:vAlign w:val="center"/>
+            <w:hideMark/>
           </w:tcPr>
           <w:p>
             <w:pPr>
@@ -1330,252 +1455,152 @@
         </w:tc>
         <w:tc>
           <w:tcPr>
-            <w:tcW w:w="3260" w:type="dxa"/>
-            <w:gridSpan w:val="5"/>
+            <w:tcW w:w="3217" w:type="dxa"/>
+            <w:gridSpan w:val="6"/>
+            <w:tcBorders>
+              <w:top w:val="single" w:sz="4" w:space="0" w:color="auto"/>
+              <w:left w:val="single" w:sz="4" w:space="0" w:color="auto"/>
+              <w:bottom w:val="single" w:sz="4" w:space="0" w:color="auto"/>
+              <w:right w:val="single" w:sz="4" w:space="0" w:color="auto"/>
+            </w:tcBorders>
             <w:vAlign w:val="center"/>
-          </w:tcPr>
-          <w:p>
-            <w:pPr>
-              <w:rPr>
-                <w:rFonts w:ascii="Aptos" w:hAnsi="Aptos"/>
-                <w:b/>
-                <w:sz w:val="20"/>
-                <w:szCs w:val="20"/>
-              </w:rPr>
-            </w:pPr>
-            <w:r>
-              <w:rPr>
-                <w:rFonts w:ascii="Aptos" w:hAnsi="Aptos"/>
-                <w:b/>
-                <w:sz w:val="20"/>
-                <w:szCs w:val="20"/>
-              </w:rPr>
-              <w:t>TLV – IBE</w:t>
-            </w:r>
+            <w:hideMark/>
+          </w:tcPr>
+          <w:p>
+            <w:pPr>
+              <w:rPr>
+                <w:rFonts w:ascii="Aptos" w:hAnsi="Aptos"/>
+                <w:b/>
+                <w:sz w:val="20"/>
+                <w:szCs w:val="20"/>
+              </w:rPr>
+            </w:pPr>
           </w:p>
         </w:tc>
       </w:tr>
       <w:tr>
-        <w:tblPrEx>
-          <w:shd w:val="clear" w:color="auto" w:fill="auto"/>
-        </w:tblPrEx>
         <w:trPr>
           <w:trHeight w:val="227"/>
         </w:trPr>
         <w:tc>
           <w:tcPr>
-            <w:tcW w:w="6534" w:type="dxa"/>
+            <w:tcW w:w="6411" w:type="dxa"/>
             <w:gridSpan w:val="16"/>
+            <w:tcBorders>
+              <w:top w:val="single" w:sz="4" w:space="0" w:color="auto"/>
+              <w:left w:val="single" w:sz="4" w:space="0" w:color="auto"/>
+              <w:bottom w:val="single" w:sz="4" w:space="0" w:color="auto"/>
+              <w:right w:val="single" w:sz="4" w:space="0" w:color="auto"/>
+            </w:tcBorders>
             <w:vAlign w:val="center"/>
-          </w:tcPr>
-          <w:p>
-            <w:pPr>
-              <w:rPr>
-                <w:rFonts w:ascii="Aptos" w:hAnsi="Aptos"/>
-                <w:sz w:val="16"/>
-                <w:szCs w:val="16"/>
-              </w:rPr>
-            </w:pPr>
-            <w:r>
-              <w:rPr>
-                <w:rFonts w:ascii="Aptos" w:hAnsi="Aptos"/>
-                <w:sz w:val="16"/>
-                <w:szCs w:val="16"/>
-              </w:rPr>
-              <w:fldChar w:fldCharType="begin">
-                <w:ffData>
-                  <w:name w:val="Controllo1"/>
-                  <w:enabled/>
-                  <w:calcOnExit w:val="0"/>
-                  <w:checkBox>
-                    <w:sizeAuto/>
-                    <w:default w:val="0"/>
-                    <w:checked/>
-                  </w:checkBox>
-                </w:ffData>
-              </w:fldChar>
-            </w:r>
-            <w:bookmarkStart w:id="2" w:name="Controllo1"/>
-            <w:r>
-              <w:rPr>
-                <w:rFonts w:ascii="Aptos" w:hAnsi="Aptos"/>
-                <w:sz w:val="16"/>
-                <w:szCs w:val="16"/>
-              </w:rPr>
-              <w:instrText xml:space="preserve"> FORMCHECKBOX </w:instrText>
-            </w:r>
-            <w:r>
-              <w:rPr>
-                <w:rFonts w:ascii="Aptos" w:hAnsi="Aptos"/>
-                <w:sz w:val="16"/>
-                <w:szCs w:val="16"/>
-              </w:rPr>
-            </w:r>
-            <w:r>
-              <w:rPr>
-                <w:rFonts w:ascii="Aptos" w:hAnsi="Aptos"/>
-                <w:sz w:val="16"/>
-                <w:szCs w:val="16"/>
-              </w:rPr>
-              <w:fldChar w:fldCharType="end"/>
-            </w:r>
-            <w:bookmarkEnd w:id="2"/>
-            <w:r>
-              <w:rPr>
-                <w:rFonts w:ascii="Aptos" w:hAnsi="Aptos"/>
-                <w:sz w:val="16"/>
-                <w:szCs w:val="16"/>
-              </w:rPr>
-              <w:t xml:space="preserve"> Sale potassico</w:t>
-            </w:r>
-          </w:p>
-        </w:tc>
-        <w:tc>
-          <w:tcPr>
-            <w:tcW w:w="3260" w:type="dxa"/>
-            <w:gridSpan w:val="5"/>
+            <w:hideMark/>
+          </w:tcPr>
+          <w:p>
+            <w:pPr>
+              <w:rPr>
+                <w:rFonts w:ascii="Aptos" w:hAnsi="Aptos"/>
+                <w:sz w:val="16"/>
+                <w:szCs w:val="16"/>
+              </w:rPr>
+            </w:pPr>
+            <w:r>
+              <w:rPr>
+                <w:rFonts w:ascii="Aptos" w:hAnsi="Aptos"/>
+                <w:sz w:val="16"/>
+                <w:szCs w:val="16"/>
+              </w:rPr>
+              <w:t>Vedi SDS</w:t>
+            </w:r>
+          </w:p>
+        </w:tc>
+        <w:tc>
+          <w:tcPr>
+            <w:tcW w:w="3217" w:type="dxa"/>
+            <w:gridSpan w:val="6"/>
+            <w:tcBorders>
+              <w:top w:val="single" w:sz="4" w:space="0" w:color="auto"/>
+              <w:left w:val="single" w:sz="4" w:space="0" w:color="auto"/>
+              <w:bottom w:val="single" w:sz="4" w:space="0" w:color="auto"/>
+              <w:right w:val="single" w:sz="4" w:space="0" w:color="auto"/>
+            </w:tcBorders>
             <w:vAlign w:val="center"/>
-          </w:tcPr>
-          <w:p>
-            <w:pPr>
-              <w:rPr>
-                <w:rFonts w:ascii="Aptos" w:hAnsi="Aptos"/>
-                <w:sz w:val="16"/>
-                <w:szCs w:val="16"/>
-              </w:rPr>
-            </w:pPr>
-            <w:r>
-              <w:rPr>
-                <w:rFonts w:ascii="Aptos" w:hAnsi="Aptos"/>
-                <w:sz w:val="16"/>
-                <w:szCs w:val="16"/>
-              </w:rPr>
-              <w:t>--</w:t>
-            </w:r>
+            <w:hideMark/>
+          </w:tcPr>
+          <w:p>
+            <w:pPr>
+              <w:rPr>
+                <w:rFonts w:ascii="Aptos" w:hAnsi="Aptos"/>
+                <w:sz w:val="16"/>
+                <w:szCs w:val="16"/>
+              </w:rPr>
+            </w:pPr>
           </w:p>
         </w:tc>
       </w:tr>
       <w:tr>
-        <w:tblPrEx>
-          <w:shd w:val="clear" w:color="auto" w:fill="auto"/>
-        </w:tblPrEx>
         <w:trPr>
           <w:trHeight w:val="227"/>
         </w:trPr>
         <w:tc>
           <w:tcPr>
-            <w:tcW w:w="6534" w:type="dxa"/>
+            <w:tcW w:w="6411" w:type="dxa"/>
             <w:gridSpan w:val="16"/>
+            <w:tcBorders>
+              <w:top w:val="single" w:sz="4" w:space="0" w:color="auto"/>
+              <w:left w:val="single" w:sz="4" w:space="0" w:color="auto"/>
+              <w:bottom w:val="single" w:sz="4" w:space="0" w:color="auto"/>
+              <w:right w:val="single" w:sz="4" w:space="0" w:color="auto"/>
+            </w:tcBorders>
             <w:vAlign w:val="center"/>
-          </w:tcPr>
-          <w:p>
-            <w:pPr>
-              <w:rPr>
-                <w:rFonts w:ascii="Aptos" w:hAnsi="Aptos"/>
-                <w:sz w:val="16"/>
-                <w:szCs w:val="16"/>
-              </w:rPr>
-            </w:pPr>
-            <w:r>
-              <w:rPr>
-                <w:rFonts w:ascii="Aptos" w:hAnsi="Aptos"/>
-                <w:sz w:val="16"/>
-                <w:szCs w:val="16"/>
-              </w:rPr>
-              <w:fldChar w:fldCharType="begin">
-                <w:ffData>
-                  <w:name w:val="Controllo1"/>
-                  <w:enabled/>
-                  <w:calcOnExit w:val="0"/>
-                  <w:checkBox>
-                    <w:sizeAuto/>
-                    <w:default w:val="0"/>
-                    <w:checked/>
-                  </w:checkBox>
-                </w:ffData>
-              </w:fldChar>
-            </w:r>
-            <w:r>
-              <w:rPr>
-                <w:rFonts w:ascii="Aptos" w:hAnsi="Aptos"/>
-                <w:sz w:val="16"/>
-                <w:szCs w:val="16"/>
-              </w:rPr>
-              <w:instrText xml:space="preserve"> FORMCHECKBOX </w:instrText>
-            </w:r>
-            <w:r>
-              <w:rPr>
-                <w:rFonts w:ascii="Aptos" w:hAnsi="Aptos"/>
-                <w:sz w:val="16"/>
-                <w:szCs w:val="16"/>
-              </w:rPr>
-            </w:r>
-            <w:r>
-              <w:rPr>
-                <w:rFonts w:ascii="Aptos" w:hAnsi="Aptos"/>
-                <w:sz w:val="16"/>
-                <w:szCs w:val="16"/>
-              </w:rPr>
-              <w:fldChar w:fldCharType="end"/>
-            </w:r>
-            <w:r>
-              <w:rPr>
-                <w:rFonts w:ascii="Aptos" w:hAnsi="Aptos"/>
-                <w:sz w:val="16"/>
-                <w:szCs w:val="16"/>
-              </w:rPr>
-              <w:t xml:space="preserve"> Sale </w:t>
-            </w:r>
-            <w:proofErr w:type="spellStart"/>
-            <w:r>
-              <w:rPr>
-                <w:rFonts w:ascii="Aptos" w:hAnsi="Aptos"/>
-                <w:sz w:val="16"/>
-                <w:szCs w:val="16"/>
-              </w:rPr>
-              <w:t>dimetilamminico</w:t>
-            </w:r>
-            <w:proofErr w:type="spellEnd"/>
-          </w:p>
-        </w:tc>
-        <w:tc>
-          <w:tcPr>
-            <w:tcW w:w="3260" w:type="dxa"/>
-            <w:gridSpan w:val="5"/>
+            <w:hideMark/>
+          </w:tcPr>
+          <w:p>
+            <w:pPr>
+              <w:rPr>
+                <w:rFonts w:ascii="Aptos" w:hAnsi="Aptos"/>
+                <w:sz w:val="16"/>
+                <w:szCs w:val="16"/>
+              </w:rPr>
+            </w:pPr>
+          </w:p>
+        </w:tc>
+        <w:tc>
+          <w:tcPr>
+            <w:tcW w:w="3217" w:type="dxa"/>
+            <w:gridSpan w:val="6"/>
+            <w:tcBorders>
+              <w:top w:val="single" w:sz="4" w:space="0" w:color="auto"/>
+              <w:left w:val="single" w:sz="4" w:space="0" w:color="auto"/>
+              <w:bottom w:val="single" w:sz="4" w:space="0" w:color="auto"/>
+              <w:right w:val="single" w:sz="4" w:space="0" w:color="auto"/>
+            </w:tcBorders>
             <w:vAlign w:val="center"/>
-          </w:tcPr>
-          <w:p>
-            <w:pPr>
-              <w:rPr>
-                <w:rFonts w:ascii="Aptos" w:hAnsi="Aptos"/>
-                <w:sz w:val="16"/>
-                <w:szCs w:val="16"/>
-              </w:rPr>
-            </w:pPr>
-            <w:r>
-              <w:rPr>
-                <w:rFonts w:ascii="Aptos" w:hAnsi="Aptos"/>
-                <w:sz w:val="16"/>
-                <w:szCs w:val="16"/>
-              </w:rPr>
-              <w:t>--</w:t>
-            </w:r>
+            <w:hideMark/>
+          </w:tcPr>
+          <w:p>
+            <w:pPr>
+              <w:rPr>
+                <w:rFonts w:ascii="Aptos" w:hAnsi="Aptos"/>
+                <w:sz w:val="16"/>
+                <w:szCs w:val="16"/>
+              </w:rPr>
+            </w:pPr>
           </w:p>
         </w:tc>
       </w:tr>
       <w:tr>
-        <w:tblPrEx>
-          <w:shd w:val="clear" w:color="auto" w:fill="auto"/>
-        </w:tblPrEx>
         <w:trPr>
           <w:trHeight w:val="170"/>
         </w:trPr>
         <w:tc>
           <w:tcPr>
-            <w:tcW w:w="9794" w:type="dxa"/>
-            <w:gridSpan w:val="21"/>
-            <w:tcBorders>
+            <w:tcW w:w="9628" w:type="dxa"/>
+            <w:gridSpan w:val="22"/>
+            <w:tcBorders>
+              <w:top w:val="single" w:sz="4" w:space="0" w:color="auto"/>
+              <w:left w:val="single" w:sz="4" w:space="0" w:color="auto"/>
               <w:bottom w:val="nil"/>
+              <w:right w:val="single" w:sz="4" w:space="0" w:color="auto"/>
             </w:tcBorders>
           </w:tcPr>
           <w:p>
@@ -1591,17 +1616,21 @@
         </w:tc>
       </w:tr>
       <w:tr>
-        <w:tblPrEx>
-          <w:shd w:val="clear" w:color="auto" w:fill="auto"/>
-        </w:tblPrEx>
         <w:trPr>
           <w:trHeight w:val="340"/>
         </w:trPr>
         <w:tc>
           <w:tcPr>
-            <w:tcW w:w="2378" w:type="dxa"/>
+            <w:tcW w:w="2344" w:type="dxa"/>
             <w:gridSpan w:val="5"/>
+            <w:tcBorders>
+              <w:top w:val="single" w:sz="4" w:space="0" w:color="auto"/>
+              <w:left w:val="single" w:sz="4" w:space="0" w:color="auto"/>
+              <w:bottom w:val="single" w:sz="4" w:space="0" w:color="auto"/>
+              <w:right w:val="single" w:sz="4" w:space="0" w:color="auto"/>
+            </w:tcBorders>
             <w:vAlign w:val="center"/>
+            <w:hideMark/>
           </w:tcPr>
           <w:p>
             <w:pPr>
@@ -1623,33 +1652,120 @@
         </w:tc>
         <w:tc>
           <w:tcPr>
-            <w:tcW w:w="7416" w:type="dxa"/>
-            <w:gridSpan w:val="16"/>
+            <w:tcW w:w="7284" w:type="dxa"/>
+            <w:gridSpan w:val="17"/>
+            <w:tcBorders>
+              <w:top w:val="single" w:sz="4" w:space="0" w:color="auto"/>
+              <w:left w:val="single" w:sz="4" w:space="0" w:color="auto"/>
+              <w:bottom w:val="single" w:sz="4" w:space="0" w:color="auto"/>
+              <w:right w:val="single" w:sz="4" w:space="0" w:color="auto"/>
+            </w:tcBorders>
             <w:vAlign w:val="center"/>
-          </w:tcPr>
-          <w:p>
-            <w:pPr>
-              <w:rPr>
-                <w:rFonts w:ascii="Aptos" w:hAnsi="Aptos"/>
-                <w:sz w:val="20"/>
-                <w:szCs w:val="20"/>
-              </w:rPr>
-            </w:pPr>
+            <w:hideMark/>
+          </w:tcPr>
+          <w:p>
+            <w:pPr>
+              <w:rPr>
+                <w:rFonts w:ascii="Aptos" w:hAnsi="Aptos"/>
+                <w:b/>
+                <w:bCs/>
+                <w:sz w:val="20"/>
+                <w:szCs w:val="20"/>
+              </w:rPr>
+            </w:pPr>
+            <w:r>
+              <w:rPr>
+                <w:rFonts w:ascii="Aptos" w:hAnsi="Aptos"/>
+                <w:b/>
+                <w:bCs/>
+                <w:sz w:val="20"/>
+                <w:szCs w:val="20"/>
+              </w:rPr>
+              <w:t xml:space="preserve">H332 </w:t>
+            </w:r>
+            <w:r>
+              <w:rPr>
+                <w:rFonts w:ascii="Aptos" w:hAnsi="Aptos"/>
+                <w:sz w:val="20"/>
+                <w:szCs w:val="20"/>
+              </w:rPr>
+              <w:t>Nocivo se inalato</w:t>
+            </w:r>
+          </w:p>
+          <w:p>
+            <w:pPr>
+              <w:rPr>
+                <w:rFonts w:ascii="Aptos" w:hAnsi="Aptos"/>
+                <w:b/>
+                <w:bCs/>
+                <w:sz w:val="20"/>
+                <w:szCs w:val="20"/>
+              </w:rPr>
+            </w:pPr>
+            <w:r>
+              <w:rPr>
+                <w:rFonts w:ascii="Aptos" w:hAnsi="Aptos"/>
+                <w:b/>
+                <w:bCs/>
+                <w:sz w:val="20"/>
+                <w:szCs w:val="20"/>
+              </w:rPr>
+              <w:t xml:space="preserve">H312 </w:t>
+            </w:r>
+            <w:r>
+              <w:rPr>
+                <w:rFonts w:ascii="Aptos" w:hAnsi="Aptos"/>
+                <w:sz w:val="20"/>
+                <w:szCs w:val="20"/>
+              </w:rPr>
+              <w:t>Nocivo per contatto con la pelle</w:t>
+            </w:r>
+          </w:p>
+          <w:p>
+            <w:pPr>
+              <w:rPr>
+                <w:rFonts w:ascii="Aptos" w:hAnsi="Aptos"/>
+                <w:sz w:val="20"/>
+                <w:szCs w:val="20"/>
+              </w:rPr>
+            </w:pPr>
+            <w:r>
+              <w:rPr>
+                <w:rFonts w:ascii="Aptos" w:hAnsi="Aptos"/>
+                <w:b/>
+                <w:bCs/>
+                <w:sz w:val="20"/>
+                <w:szCs w:val="20"/>
+              </w:rPr>
+              <w:t xml:space="preserve">H302 </w:t>
+            </w:r>
+            <w:r>
+              <w:rPr>
+                <w:rFonts w:ascii="Aptos" w:hAnsi="Aptos"/>
+                <w:sz w:val="20"/>
+                <w:szCs w:val="20"/>
+              </w:rPr>
+              <w:t>Nocivo se ingerito</w:t>
+            </w:r>
           </w:p>
         </w:tc>
       </w:tr>
       <w:tr>
-        <w:tblPrEx>
-          <w:shd w:val="clear" w:color="auto" w:fill="auto"/>
-        </w:tblPrEx>
         <w:trPr>
           <w:trHeight w:val="340"/>
         </w:trPr>
         <w:tc>
           <w:tcPr>
-            <w:tcW w:w="2378" w:type="dxa"/>
+            <w:tcW w:w="2344" w:type="dxa"/>
             <w:gridSpan w:val="5"/>
+            <w:tcBorders>
+              <w:top w:val="single" w:sz="4" w:space="0" w:color="auto"/>
+              <w:left w:val="single" w:sz="4" w:space="0" w:color="auto"/>
+              <w:bottom w:val="single" w:sz="4" w:space="0" w:color="auto"/>
+              <w:right w:val="single" w:sz="4" w:space="0" w:color="auto"/>
+            </w:tcBorders>
             <w:vAlign w:val="center"/>
+            <w:hideMark/>
           </w:tcPr>
           <w:p>
             <w:pPr>
@@ -1671,9 +1787,16 @@
         </w:tc>
         <w:tc>
           <w:tcPr>
-            <w:tcW w:w="2472" w:type="dxa"/>
+            <w:tcW w:w="2432" w:type="dxa"/>
             <w:gridSpan w:val="7"/>
+            <w:tcBorders>
+              <w:top w:val="single" w:sz="4" w:space="0" w:color="auto"/>
+              <w:left w:val="single" w:sz="4" w:space="0" w:color="auto"/>
+              <w:bottom w:val="single" w:sz="4" w:space="0" w:color="auto"/>
+              <w:right w:val="single" w:sz="4" w:space="0" w:color="auto"/>
+            </w:tcBorders>
             <w:vAlign w:val="center"/>
+            <w:hideMark/>
           </w:tcPr>
           <w:p>
             <w:pPr>
@@ -1695,9 +1818,16 @@
         </w:tc>
         <w:tc>
           <w:tcPr>
-            <w:tcW w:w="2472" w:type="dxa"/>
+            <w:tcW w:w="2414" w:type="dxa"/>
             <w:gridSpan w:val="6"/>
+            <w:tcBorders>
+              <w:top w:val="single" w:sz="4" w:space="0" w:color="auto"/>
+              <w:left w:val="single" w:sz="4" w:space="0" w:color="auto"/>
+              <w:bottom w:val="single" w:sz="4" w:space="0" w:color="auto"/>
+              <w:right w:val="single" w:sz="4" w:space="0" w:color="auto"/>
+            </w:tcBorders>
             <w:vAlign w:val="center"/>
+            <w:hideMark/>
           </w:tcPr>
           <w:p>
             <w:pPr>
@@ -1719,9 +1849,16 @@
         </w:tc>
         <w:tc>
           <w:tcPr>
-            <w:tcW w:w="2472" w:type="dxa"/>
-            <w:gridSpan w:val="3"/>
+            <w:tcW w:w="2438" w:type="dxa"/>
+            <w:gridSpan w:val="4"/>
+            <w:tcBorders>
+              <w:top w:val="single" w:sz="4" w:space="0" w:color="auto"/>
+              <w:left w:val="single" w:sz="4" w:space="0" w:color="auto"/>
+              <w:bottom w:val="single" w:sz="4" w:space="0" w:color="auto"/>
+              <w:right w:val="single" w:sz="4" w:space="0" w:color="auto"/>
+            </w:tcBorders>
             <w:vAlign w:val="center"/>
+            <w:hideMark/>
           </w:tcPr>
           <w:p>
             <w:pPr>
@@ -1743,20 +1880,21 @@
         </w:tc>
       </w:tr>
       <w:tr>
-        <w:tblPrEx>
-          <w:shd w:val="clear" w:color="auto" w:fill="auto"/>
-        </w:tblPrEx>
         <w:trPr>
           <w:trHeight w:val="340"/>
         </w:trPr>
         <w:tc>
           <w:tcPr>
-            <w:tcW w:w="2378" w:type="dxa"/>
+            <w:tcW w:w="2344" w:type="dxa"/>
             <w:gridSpan w:val="5"/>
             <w:tcBorders>
+              <w:top w:val="single" w:sz="4" w:space="0" w:color="auto"/>
+              <w:left w:val="single" w:sz="4" w:space="0" w:color="auto"/>
               <w:bottom w:val="single" w:sz="4" w:space="0" w:color="auto"/>
+              <w:right w:val="single" w:sz="4" w:space="0" w:color="auto"/>
             </w:tcBorders>
             <w:vAlign w:val="center"/>
+            <w:hideMark/>
           </w:tcPr>
           <w:p>
             <w:pPr>
@@ -1778,12 +1916,16 @@
         </w:tc>
         <w:tc>
           <w:tcPr>
-            <w:tcW w:w="3903" w:type="dxa"/>
-            <w:gridSpan w:val="9"/>
-            <w:tcBorders>
+            <w:tcW w:w="3816" w:type="dxa"/>
+            <w:gridSpan w:val="10"/>
+            <w:tcBorders>
+              <w:top w:val="single" w:sz="4" w:space="0" w:color="auto"/>
+              <w:left w:val="single" w:sz="4" w:space="0" w:color="auto"/>
               <w:bottom w:val="single" w:sz="4" w:space="0" w:color="auto"/>
+              <w:right w:val="single" w:sz="4" w:space="0" w:color="auto"/>
             </w:tcBorders>
             <w:vAlign w:val="center"/>
+            <w:hideMark/>
           </w:tcPr>
           <w:p>
             <w:pPr>
@@ -1814,7 +1956,6 @@
                 </w:ffData>
               </w:fldChar>
             </w:r>
-            <w:bookmarkStart w:id="3" w:name="Controllo5"/>
             <w:r>
               <w:rPr>
                 <w:rFonts w:ascii="Aptos" w:hAnsi="Aptos"/>
@@ -1836,9 +1977,16 @@
                 <w:sz w:val="16"/>
                 <w:szCs w:val="16"/>
               </w:rPr>
+              <w:fldChar w:fldCharType="separate"/>
+            </w:r>
+            <w:r>
+              <w:rPr>
+                <w:rFonts w:ascii="Aptos" w:hAnsi="Aptos"/>
+                <w:sz w:val="16"/>
+                <w:szCs w:val="16"/>
+              </w:rPr>
               <w:fldChar w:fldCharType="end"/>
             </w:r>
-            <w:bookmarkEnd w:id="3"/>
             <w:r>
               <w:rPr>
                 <w:rFonts w:ascii="Aptos" w:hAnsi="Aptos"/>
@@ -1898,6 +2046,14 @@
                 <w:sz w:val="16"/>
                 <w:szCs w:val="16"/>
               </w:rPr>
+              <w:fldChar w:fldCharType="separate"/>
+            </w:r>
+            <w:r>
+              <w:rPr>
+                <w:rFonts w:ascii="Aptos" w:hAnsi="Aptos"/>
+                <w:sz w:val="16"/>
+                <w:szCs w:val="16"/>
+              </w:rPr>
               <w:fldChar w:fldCharType="end"/>
             </w:r>
             <w:r>
@@ -1912,12 +2068,16 @@
         </w:tc>
         <w:tc>
           <w:tcPr>
-            <w:tcW w:w="3513" w:type="dxa"/>
+            <w:tcW w:w="3468" w:type="dxa"/>
             <w:gridSpan w:val="7"/>
             <w:tcBorders>
+              <w:top w:val="single" w:sz="4" w:space="0" w:color="auto"/>
+              <w:left w:val="single" w:sz="4" w:space="0" w:color="auto"/>
               <w:bottom w:val="single" w:sz="4" w:space="0" w:color="auto"/>
+              <w:right w:val="single" w:sz="4" w:space="0" w:color="auto"/>
             </w:tcBorders>
             <w:vAlign w:val="center"/>
+            <w:hideMark/>
           </w:tcPr>
           <w:p>
             <w:pPr>
@@ -1969,6 +2129,14 @@
                 <w:sz w:val="16"/>
                 <w:szCs w:val="16"/>
               </w:rPr>
+              <w:fldChar w:fldCharType="separate"/>
+            </w:r>
+            <w:r>
+              <w:rPr>
+                <w:rFonts w:ascii="Aptos" w:hAnsi="Aptos"/>
+                <w:sz w:val="16"/>
+                <w:szCs w:val="16"/>
+              </w:rPr>
               <w:fldChar w:fldCharType="end"/>
             </w:r>
             <w:r>
@@ -2030,6 +2198,14 @@
                 <w:sz w:val="16"/>
                 <w:szCs w:val="16"/>
               </w:rPr>
+              <w:fldChar w:fldCharType="separate"/>
+            </w:r>
+            <w:r>
+              <w:rPr>
+                <w:rFonts w:ascii="Aptos" w:hAnsi="Aptos"/>
+                <w:sz w:val="16"/>
+                <w:szCs w:val="16"/>
+              </w:rPr>
               <w:fldChar w:fldCharType="end"/>
             </w:r>
             <w:r>
@@ -2091,6 +2267,14 @@
                 <w:sz w:val="16"/>
                 <w:szCs w:val="16"/>
               </w:rPr>
+              <w:fldChar w:fldCharType="separate"/>
+            </w:r>
+            <w:r>
+              <w:rPr>
+                <w:rFonts w:ascii="Aptos" w:hAnsi="Aptos"/>
+                <w:sz w:val="16"/>
+                <w:szCs w:val="16"/>
+              </w:rPr>
               <w:fldChar w:fldCharType="end"/>
             </w:r>
             <w:r>
@@ -2105,18 +2289,18 @@
         </w:tc>
       </w:tr>
       <w:tr>
-        <w:tblPrEx>
-          <w:shd w:val="clear" w:color="auto" w:fill="auto"/>
-        </w:tblPrEx>
         <w:trPr>
           <w:trHeight w:val="170"/>
         </w:trPr>
         <w:tc>
           <w:tcPr>
-            <w:tcW w:w="9794" w:type="dxa"/>
-            <w:gridSpan w:val="21"/>
-            <w:tcBorders>
+            <w:tcW w:w="9628" w:type="dxa"/>
+            <w:gridSpan w:val="22"/>
+            <w:tcBorders>
+              <w:top w:val="single" w:sz="4" w:space="0" w:color="auto"/>
+              <w:left w:val="single" w:sz="4" w:space="0" w:color="auto"/>
               <w:bottom w:val="nil"/>
+              <w:right w:val="single" w:sz="4" w:space="0" w:color="auto"/>
             </w:tcBorders>
           </w:tcPr>
           <w:p>
@@ -2132,12 +2316,9 @@
         </w:tc>
       </w:tr>
       <w:tr>
-        <w:tblPrEx>
-          <w:shd w:val="clear" w:color="auto" w:fill="auto"/>
-        </w:tblPrEx>
-        <w:tc>
-          <w:tcPr>
-            <w:tcW w:w="390" w:type="dxa"/>
+        <w:tc>
+          <w:tcPr>
+            <w:tcW w:w="391" w:type="dxa"/>
             <w:tcBorders>
               <w:top w:val="single" w:sz="12" w:space="0" w:color="auto"/>
               <w:left w:val="single" w:sz="12" w:space="0" w:color="auto"/>
@@ -2145,6 +2326,7 @@
               <w:right w:val="single" w:sz="12" w:space="0" w:color="auto"/>
             </w:tcBorders>
             <w:vAlign w:val="center"/>
+            <w:hideMark/>
           </w:tcPr>
           <w:p>
             <w:pPr>
@@ -2164,14 +2346,16 @@
         </w:tc>
         <w:tc>
           <w:tcPr>
-            <w:tcW w:w="9404" w:type="dxa"/>
-            <w:gridSpan w:val="20"/>
+            <w:tcW w:w="9237" w:type="dxa"/>
+            <w:gridSpan w:val="21"/>
             <w:tcBorders>
               <w:top w:val="nil"/>
               <w:left w:val="single" w:sz="12" w:space="0" w:color="auto"/>
               <w:bottom w:val="nil"/>
+              <w:right w:val="single" w:sz="4" w:space="0" w:color="auto"/>
             </w:tcBorders>
             <w:vAlign w:val="center"/>
+            <w:hideMark/>
           </w:tcPr>
           <w:p>
             <w:pPr>
@@ -2191,18 +2375,18 @@
         </w:tc>
       </w:tr>
       <w:tr>
-        <w:tblPrEx>
-          <w:shd w:val="clear" w:color="auto" w:fill="auto"/>
-        </w:tblPrEx>
         <w:trPr>
           <w:trHeight w:val="170"/>
         </w:trPr>
         <w:tc>
           <w:tcPr>
-            <w:tcW w:w="9794" w:type="dxa"/>
-            <w:gridSpan w:val="21"/>
+            <w:tcW w:w="9628" w:type="dxa"/>
+            <w:gridSpan w:val="22"/>
             <w:tcBorders>
               <w:top w:val="nil"/>
+              <w:left w:val="single" w:sz="4" w:space="0" w:color="auto"/>
+              <w:bottom w:val="single" w:sz="4" w:space="0" w:color="auto"/>
+              <w:right w:val="single" w:sz="4" w:space="0" w:color="auto"/>
             </w:tcBorders>
           </w:tcPr>
           <w:p>
@@ -2218,17 +2402,21 @@
         </w:tc>
       </w:tr>
       <w:tr>
-        <w:tblPrEx>
-          <w:shd w:val="clear" w:color="auto" w:fill="auto"/>
-        </w:tblPrEx>
         <w:trPr>
           <w:trHeight w:val="340"/>
         </w:trPr>
         <w:tc>
           <w:tcPr>
-            <w:tcW w:w="1634" w:type="dxa"/>
+            <w:tcW w:w="1622" w:type="dxa"/>
             <w:gridSpan w:val="4"/>
+            <w:tcBorders>
+              <w:top w:val="single" w:sz="4" w:space="0" w:color="auto"/>
+              <w:left w:val="single" w:sz="4" w:space="0" w:color="auto"/>
+              <w:bottom w:val="single" w:sz="4" w:space="0" w:color="auto"/>
+              <w:right w:val="single" w:sz="4" w:space="0" w:color="auto"/>
+            </w:tcBorders>
             <w:vAlign w:val="center"/>
+            <w:hideMark/>
           </w:tcPr>
           <w:p>
             <w:pPr>
@@ -2252,9 +2440,16 @@
         </w:tc>
         <w:tc>
           <w:tcPr>
-            <w:tcW w:w="1624" w:type="dxa"/>
+            <w:tcW w:w="1590" w:type="dxa"/>
             <w:gridSpan w:val="4"/>
+            <w:tcBorders>
+              <w:top w:val="single" w:sz="4" w:space="0" w:color="auto"/>
+              <w:left w:val="single" w:sz="4" w:space="0" w:color="auto"/>
+              <w:bottom w:val="single" w:sz="4" w:space="0" w:color="auto"/>
+              <w:right w:val="single" w:sz="4" w:space="0" w:color="auto"/>
+            </w:tcBorders>
             <w:vAlign w:val="center"/>
+            <w:hideMark/>
           </w:tcPr>
           <w:p>
             <w:pPr>
@@ -2278,12 +2473,16 @@
         </w:tc>
         <w:tc>
           <w:tcPr>
-            <w:tcW w:w="1710" w:type="dxa"/>
-            <w:gridSpan w:val="5"/>
-            <w:tcBorders>
+            <w:tcW w:w="1682" w:type="dxa"/>
+            <w:gridSpan w:val="6"/>
+            <w:tcBorders>
+              <w:top w:val="single" w:sz="4" w:space="0" w:color="auto"/>
+              <w:left w:val="single" w:sz="4" w:space="0" w:color="auto"/>
+              <w:bottom w:val="single" w:sz="4" w:space="0" w:color="auto"/>
               <w:right w:val="single" w:sz="12" w:space="0" w:color="auto"/>
             </w:tcBorders>
             <w:vAlign w:val="center"/>
+            <w:hideMark/>
           </w:tcPr>
           <w:p>
             <w:pPr>
@@ -2308,13 +2507,16 @@
         </w:tc>
         <w:tc>
           <w:tcPr>
-            <w:tcW w:w="2413" w:type="dxa"/>
+            <w:tcW w:w="2352" w:type="dxa"/>
             <w:gridSpan w:val="5"/>
             <w:tcBorders>
               <w:top w:val="single" w:sz="12" w:space="0" w:color="auto"/>
               <w:left w:val="single" w:sz="12" w:space="0" w:color="auto"/>
+              <w:bottom w:val="single" w:sz="4" w:space="0" w:color="auto"/>
+              <w:right w:val="single" w:sz="4" w:space="0" w:color="auto"/>
             </w:tcBorders>
             <w:vAlign w:val="center"/>
+            <w:hideMark/>
           </w:tcPr>
           <w:p>
             <w:pPr>
@@ -2339,14 +2541,16 @@
         </w:tc>
         <w:tc>
           <w:tcPr>
-            <w:tcW w:w="2413" w:type="dxa"/>
+            <w:tcW w:w="2382" w:type="dxa"/>
             <w:gridSpan w:val="3"/>
             <w:tcBorders>
               <w:top w:val="single" w:sz="12" w:space="0" w:color="auto"/>
+              <w:left w:val="single" w:sz="4" w:space="0" w:color="auto"/>
               <w:bottom w:val="single" w:sz="4" w:space="0" w:color="auto"/>
               <w:right w:val="single" w:sz="12" w:space="0" w:color="auto"/>
             </w:tcBorders>
             <w:vAlign w:val="center"/>
+            <w:hideMark/>
           </w:tcPr>
           <w:p>
             <w:pPr>
@@ -2371,17 +2575,21 @@
         </w:tc>
       </w:tr>
       <w:tr>
-        <w:tblPrEx>
-          <w:shd w:val="clear" w:color="auto" w:fill="auto"/>
-        </w:tblPrEx>
         <w:trPr>
           <w:trHeight w:val="340"/>
         </w:trPr>
         <w:tc>
           <w:tcPr>
-            <w:tcW w:w="1634" w:type="dxa"/>
+            <w:tcW w:w="1622" w:type="dxa"/>
             <w:gridSpan w:val="4"/>
+            <w:tcBorders>
+              <w:top w:val="single" w:sz="4" w:space="0" w:color="auto"/>
+              <w:left w:val="single" w:sz="4" w:space="0" w:color="auto"/>
+              <w:bottom w:val="single" w:sz="4" w:space="0" w:color="auto"/>
+              <w:right w:val="single" w:sz="4" w:space="0" w:color="auto"/>
+            </w:tcBorders>
             <w:vAlign w:val="center"/>
+            <w:hideMark/>
           </w:tcPr>
           <w:p>
             <w:pPr>
@@ -2394,15 +2602,22 @@
               <w:rPr>
                 <w:rFonts w:ascii="Aptos" w:hAnsi="Aptos"/>
               </w:rPr>
-              <w:t>4</w:t>
-            </w:r>
-          </w:p>
-        </w:tc>
-        <w:tc>
-          <w:tcPr>
-            <w:tcW w:w="1624" w:type="dxa"/>
+              <w:t>2</w:t>
+            </w:r>
+          </w:p>
+        </w:tc>
+        <w:tc>
+          <w:tcPr>
+            <w:tcW w:w="1590" w:type="dxa"/>
             <w:gridSpan w:val="4"/>
+            <w:tcBorders>
+              <w:top w:val="single" w:sz="4" w:space="0" w:color="auto"/>
+              <w:left w:val="single" w:sz="4" w:space="0" w:color="auto"/>
+              <w:bottom w:val="single" w:sz="4" w:space="0" w:color="auto"/>
+              <w:right w:val="single" w:sz="4" w:space="0" w:color="auto"/>
+            </w:tcBorders>
             <w:vAlign w:val="center"/>
+            <w:hideMark/>
           </w:tcPr>
           <w:p>
             <w:pPr>
@@ -2425,41 +2640,48 @@
         </w:tc>
         <w:tc>
           <w:tcPr>
-            <w:tcW w:w="1710" w:type="dxa"/>
+            <w:tcW w:w="1682" w:type="dxa"/>
+            <w:gridSpan w:val="6"/>
+            <w:tcBorders>
+              <w:top w:val="single" w:sz="4" w:space="0" w:color="auto"/>
+              <w:left w:val="single" w:sz="4" w:space="0" w:color="auto"/>
+              <w:bottom w:val="single" w:sz="4" w:space="0" w:color="auto"/>
+              <w:right w:val="single" w:sz="12" w:space="0" w:color="auto"/>
+            </w:tcBorders>
+            <w:vAlign w:val="center"/>
+            <w:hideMark/>
+          </w:tcPr>
+          <w:p>
+            <w:pPr>
+              <w:jc w:val="center"/>
+              <w:rPr>
+                <w:rFonts w:ascii="Aptos" w:hAnsi="Aptos"/>
+                <w:sz w:val="20"/>
+                <w:szCs w:val="20"/>
+              </w:rPr>
+            </w:pPr>
+            <w:r>
+              <w:rPr>
+                <w:rFonts w:ascii="Aptos" w:hAnsi="Aptos"/>
+                <w:sz w:val="20"/>
+                <w:szCs w:val="20"/>
+              </w:rPr>
+              <w:t>3</w:t>
+            </w:r>
+          </w:p>
+        </w:tc>
+        <w:tc>
+          <w:tcPr>
+            <w:tcW w:w="2352" w:type="dxa"/>
             <w:gridSpan w:val="5"/>
             <w:tcBorders>
-              <w:right w:val="single" w:sz="12" w:space="0" w:color="auto"/>
-            </w:tcBorders>
-            <w:vAlign w:val="center"/>
-          </w:tcPr>
-          <w:p>
-            <w:pPr>
-              <w:jc w:val="center"/>
-              <w:rPr>
-                <w:rFonts w:ascii="Aptos" w:hAnsi="Aptos"/>
-                <w:sz w:val="20"/>
-                <w:szCs w:val="20"/>
-              </w:rPr>
-            </w:pPr>
-            <w:r>
-              <w:rPr>
-                <w:rFonts w:ascii="Aptos" w:hAnsi="Aptos"/>
-                <w:sz w:val="20"/>
-                <w:szCs w:val="20"/>
-              </w:rPr>
-              <w:t>2</w:t>
-            </w:r>
-          </w:p>
-        </w:tc>
-        <w:tc>
-          <w:tcPr>
-            <w:tcW w:w="2413" w:type="dxa"/>
-            <w:gridSpan w:val="5"/>
-            <w:tcBorders>
+              <w:top w:val="single" w:sz="4" w:space="0" w:color="auto"/>
               <w:left w:val="single" w:sz="12" w:space="0" w:color="auto"/>
               <w:bottom w:val="single" w:sz="12" w:space="0" w:color="auto"/>
+              <w:right w:val="single" w:sz="4" w:space="0" w:color="auto"/>
             </w:tcBorders>
             <w:vAlign w:val="center"/>
+            <w:hideMark/>
           </w:tcPr>
           <w:p>
             <w:pPr>
@@ -2478,19 +2700,22 @@
                 <w:sz w:val="28"/>
                 <w:szCs w:val="28"/>
               </w:rPr>
-              <w:t>16</w:t>
-            </w:r>
-          </w:p>
-        </w:tc>
-        <w:tc>
-          <w:tcPr>
-            <w:tcW w:w="622" w:type="dxa"/>
+              <w:t>12</w:t>
+            </w:r>
+          </w:p>
+        </w:tc>
+        <w:tc>
+          <w:tcPr>
+            <w:tcW w:w="611" w:type="dxa"/>
             <w:gridSpan w:val="2"/>
             <w:tcBorders>
+              <w:top w:val="single" w:sz="4" w:space="0" w:color="auto"/>
+              <w:left w:val="single" w:sz="4" w:space="0" w:color="auto"/>
               <w:bottom w:val="single" w:sz="12" w:space="0" w:color="auto"/>
               <w:right w:val="single" w:sz="4" w:space="0" w:color="auto"/>
             </w:tcBorders>
             <w:vAlign w:val="center"/>
+            <w:hideMark/>
           </w:tcPr>
           <w:p>
             <w:pPr>
@@ -2520,7 +2745,6 @@
                 </w:ffData>
               </w:fldChar>
             </w:r>
-            <w:bookmarkStart w:id="4" w:name="Controllo4"/>
             <w:r>
               <w:rPr>
                 <w:rFonts w:ascii="Aptos" w:hAnsi="Aptos"/>
@@ -2545,9 +2769,17 @@
                 <w:sz w:val="16"/>
                 <w:szCs w:val="16"/>
               </w:rPr>
+              <w:fldChar w:fldCharType="separate"/>
+            </w:r>
+            <w:r>
+              <w:rPr>
+                <w:rFonts w:ascii="Aptos" w:hAnsi="Aptos"/>
+                <w:b/>
+                <w:sz w:val="16"/>
+                <w:szCs w:val="16"/>
+              </w:rPr>
               <w:fldChar w:fldCharType="end"/>
             </w:r>
-            <w:bookmarkEnd w:id="4"/>
           </w:p>
           <w:p>
             <w:pPr>
@@ -2602,6 +2834,15 @@
                 <w:sz w:val="16"/>
                 <w:szCs w:val="16"/>
               </w:rPr>
+              <w:fldChar w:fldCharType="separate"/>
+            </w:r>
+            <w:r>
+              <w:rPr>
+                <w:rFonts w:ascii="Aptos" w:hAnsi="Aptos"/>
+                <w:b/>
+                <w:sz w:val="16"/>
+                <w:szCs w:val="16"/>
+              </w:rPr>
               <w:fldChar w:fldCharType="end"/>
             </w:r>
           </w:p>
@@ -2657,6 +2898,15 @@
                 <w:sz w:val="16"/>
                 <w:szCs w:val="16"/>
               </w:rPr>
+              <w:fldChar w:fldCharType="separate"/>
+            </w:r>
+            <w:r>
+              <w:rPr>
+                <w:rFonts w:ascii="Aptos" w:hAnsi="Aptos"/>
+                <w:b/>
+                <w:sz w:val="16"/>
+                <w:szCs w:val="16"/>
+              </w:rPr>
               <w:fldChar w:fldCharType="end"/>
             </w:r>
           </w:p>
@@ -2712,6 +2962,15 @@
                 <w:sz w:val="16"/>
                 <w:szCs w:val="16"/>
               </w:rPr>
+              <w:fldChar w:fldCharType="separate"/>
+            </w:r>
+            <w:r>
+              <w:rPr>
+                <w:rFonts w:ascii="Aptos" w:hAnsi="Aptos"/>
+                <w:b/>
+                <w:sz w:val="16"/>
+                <w:szCs w:val="16"/>
+              </w:rPr>
               <w:fldChar w:fldCharType="end"/>
             </w:r>
           </w:p>
@@ -2767,19 +3026,30 @@
                 <w:sz w:val="16"/>
                 <w:szCs w:val="16"/>
               </w:rPr>
+              <w:fldChar w:fldCharType="separate"/>
+            </w:r>
+            <w:r>
+              <w:rPr>
+                <w:rFonts w:ascii="Aptos" w:hAnsi="Aptos"/>
+                <w:b/>
+                <w:sz w:val="16"/>
+                <w:szCs w:val="16"/>
+              </w:rPr>
               <w:fldChar w:fldCharType="end"/>
             </w:r>
           </w:p>
         </w:tc>
         <w:tc>
           <w:tcPr>
-            <w:tcW w:w="1791" w:type="dxa"/>
-            <w:tcBorders>
+            <w:tcW w:w="1771" w:type="dxa"/>
+            <w:tcBorders>
+              <w:top w:val="single" w:sz="4" w:space="0" w:color="auto"/>
               <w:left w:val="single" w:sz="4" w:space="0" w:color="auto"/>
               <w:bottom w:val="single" w:sz="12" w:space="0" w:color="auto"/>
               <w:right w:val="single" w:sz="12" w:space="0" w:color="auto"/>
             </w:tcBorders>
             <w:vAlign w:val="center"/>
+            <w:hideMark/>
           </w:tcPr>
           <w:p>
             <w:pPr>
@@ -2879,18 +3149,18 @@
         </w:tc>
       </w:tr>
       <w:tr>
-        <w:tblPrEx>
-          <w:shd w:val="clear" w:color="auto" w:fill="auto"/>
-        </w:tblPrEx>
         <w:trPr>
           <w:trHeight w:val="170"/>
         </w:trPr>
         <w:tc>
           <w:tcPr>
-            <w:tcW w:w="9794" w:type="dxa"/>
-            <w:gridSpan w:val="21"/>
-            <w:tcBorders>
+            <w:tcW w:w="9628" w:type="dxa"/>
+            <w:gridSpan w:val="22"/>
+            <w:tcBorders>
+              <w:top w:val="single" w:sz="4" w:space="0" w:color="auto"/>
+              <w:left w:val="single" w:sz="4" w:space="0" w:color="auto"/>
               <w:bottom w:val="nil"/>
+              <w:right w:val="single" w:sz="4" w:space="0" w:color="auto"/>
             </w:tcBorders>
           </w:tcPr>
           <w:p>
@@ -2906,12 +3176,9 @@
         </w:tc>
       </w:tr>
       <w:tr>
-        <w:tblPrEx>
-          <w:shd w:val="clear" w:color="auto" w:fill="auto"/>
-        </w:tblPrEx>
-        <w:tc>
-          <w:tcPr>
-            <w:tcW w:w="390" w:type="dxa"/>
+        <w:tc>
+          <w:tcPr>
+            <w:tcW w:w="391" w:type="dxa"/>
             <w:tcBorders>
               <w:top w:val="single" w:sz="12" w:space="0" w:color="auto"/>
               <w:left w:val="single" w:sz="12" w:space="0" w:color="auto"/>
@@ -2919,6 +3186,7 @@
               <w:right w:val="single" w:sz="12" w:space="0" w:color="auto"/>
             </w:tcBorders>
             <w:vAlign w:val="center"/>
+            <w:hideMark/>
           </w:tcPr>
           <w:p>
             <w:pPr>
@@ -2938,8 +3206,8 @@
         </w:tc>
         <w:tc>
           <w:tcPr>
-            <w:tcW w:w="6991" w:type="dxa"/>
-            <w:gridSpan w:val="17"/>
+            <w:tcW w:w="6855" w:type="dxa"/>
+            <w:gridSpan w:val="18"/>
             <w:tcBorders>
               <w:top w:val="nil"/>
               <w:left w:val="single" w:sz="12" w:space="0" w:color="auto"/>
@@ -2947,6 +3215,7 @@
               <w:right w:val="single" w:sz="4" w:space="0" w:color="auto"/>
             </w:tcBorders>
             <w:vAlign w:val="center"/>
+            <w:hideMark/>
           </w:tcPr>
           <w:p>
             <w:pPr>
@@ -2966,14 +3235,16 @@
         </w:tc>
         <w:tc>
           <w:tcPr>
-            <w:tcW w:w="2413" w:type="dxa"/>
+            <w:tcW w:w="2382" w:type="dxa"/>
             <w:gridSpan w:val="3"/>
             <w:tcBorders>
               <w:top w:val="single" w:sz="4" w:space="0" w:color="auto"/>
               <w:left w:val="single" w:sz="4" w:space="0" w:color="auto"/>
               <w:bottom w:val="single" w:sz="4" w:space="0" w:color="auto"/>
+              <w:right w:val="single" w:sz="4" w:space="0" w:color="auto"/>
             </w:tcBorders>
             <w:vAlign w:val="center"/>
+            <w:hideMark/>
           </w:tcPr>
           <w:p>
             <w:pPr>
@@ -3038,6 +3309,15 @@
                 <w:sz w:val="16"/>
                 <w:szCs w:val="16"/>
               </w:rPr>
+              <w:fldChar w:fldCharType="separate"/>
+            </w:r>
+            <w:r>
+              <w:rPr>
+                <w:rFonts w:ascii="Aptos" w:hAnsi="Aptos"/>
+                <w:b/>
+                <w:sz w:val="16"/>
+                <w:szCs w:val="16"/>
+              </w:rPr>
               <w:fldChar w:fldCharType="end"/>
             </w:r>
             <w:r>
@@ -3092,6 +3372,15 @@
                 <w:sz w:val="16"/>
                 <w:szCs w:val="16"/>
               </w:rPr>
+              <w:fldChar w:fldCharType="separate"/>
+            </w:r>
+            <w:r>
+              <w:rPr>
+                <w:rFonts w:ascii="Aptos" w:hAnsi="Aptos"/>
+                <w:b/>
+                <w:sz w:val="16"/>
+                <w:szCs w:val="16"/>
+              </w:rPr>
               <w:fldChar w:fldCharType="end"/>
             </w:r>
             <w:r>
@@ -3107,18 +3396,18 @@
         </w:tc>
       </w:tr>
       <w:tr>
-        <w:tblPrEx>
-          <w:shd w:val="clear" w:color="auto" w:fill="auto"/>
-        </w:tblPrEx>
         <w:trPr>
           <w:trHeight w:val="170"/>
         </w:trPr>
         <w:tc>
           <w:tcPr>
-            <w:tcW w:w="9794" w:type="dxa"/>
-            <w:gridSpan w:val="21"/>
+            <w:tcW w:w="9628" w:type="dxa"/>
+            <w:gridSpan w:val="22"/>
             <w:tcBorders>
               <w:top w:val="nil"/>
+              <w:left w:val="single" w:sz="4" w:space="0" w:color="auto"/>
+              <w:bottom w:val="single" w:sz="4" w:space="0" w:color="auto"/>
+              <w:right w:val="single" w:sz="4" w:space="0" w:color="auto"/>
             </w:tcBorders>
           </w:tcPr>
           <w:p>
@@ -3134,134 +3423,18 @@
         </w:tc>
       </w:tr>
       <w:tr>
-        <w:tblPrEx>
-          <w:shd w:val="clear" w:color="auto" w:fill="auto"/>
-        </w:tblPrEx>
-        <w:trPr>
-          <w:trHeight w:val="227"/>
-        </w:trPr>
-        <w:tc>
-          <w:tcPr>
-            <w:tcW w:w="3654" w:type="dxa"/>
-            <w:gridSpan w:val="9"/>
-            <w:shd w:val="clear" w:color="auto" w:fill="auto"/>
-            <w:vAlign w:val="center"/>
-          </w:tcPr>
-          <w:p>
-            <w:pPr>
-              <w:rPr>
-                <w:rFonts w:ascii="Aptos" w:hAnsi="Aptos"/>
-                <w:b/>
-                <w:sz w:val="16"/>
-                <w:szCs w:val="16"/>
-              </w:rPr>
-            </w:pPr>
-            <w:r>
-              <w:rPr>
-                <w:rFonts w:ascii="Aptos" w:hAnsi="Aptos"/>
-                <w:b/>
-                <w:sz w:val="16"/>
-                <w:szCs w:val="16"/>
-              </w:rPr>
-              <w:t>Agente/i misurato/i</w:t>
-            </w:r>
-          </w:p>
-        </w:tc>
-        <w:tc>
-          <w:tcPr>
-            <w:tcW w:w="2767" w:type="dxa"/>
-            <w:gridSpan w:val="6"/>
-            <w:shd w:val="clear" w:color="auto" w:fill="auto"/>
-            <w:vAlign w:val="center"/>
-          </w:tcPr>
-          <w:p>
-            <w:pPr>
-              <w:rPr>
-                <w:rFonts w:ascii="Aptos" w:hAnsi="Aptos"/>
-                <w:b/>
-                <w:sz w:val="16"/>
-                <w:szCs w:val="16"/>
-              </w:rPr>
-            </w:pPr>
-            <w:r>
-              <w:rPr>
-                <w:rFonts w:ascii="Aptos" w:hAnsi="Aptos"/>
-                <w:b/>
-                <w:sz w:val="16"/>
-                <w:szCs w:val="16"/>
-              </w:rPr>
-              <w:t xml:space="preserve">Valore </w:t>
-            </w:r>
-          </w:p>
-        </w:tc>
-        <w:tc>
-          <w:tcPr>
-            <w:tcW w:w="887" w:type="dxa"/>
-            <w:gridSpan w:val="3"/>
-            <w:shd w:val="clear" w:color="auto" w:fill="auto"/>
-            <w:vAlign w:val="center"/>
-          </w:tcPr>
-          <w:p>
-            <w:pPr>
-              <w:jc w:val="center"/>
-              <w:rPr>
-                <w:rFonts w:ascii="Aptos" w:hAnsi="Aptos"/>
-                <w:b/>
-                <w:sz w:val="16"/>
-                <w:szCs w:val="16"/>
-              </w:rPr>
-            </w:pPr>
-            <w:r>
-              <w:rPr>
-                <w:rFonts w:ascii="Aptos" w:hAnsi="Aptos"/>
-                <w:b/>
-                <w:sz w:val="16"/>
-                <w:szCs w:val="16"/>
-              </w:rPr>
-              <w:t>Indice</w:t>
-            </w:r>
-          </w:p>
-        </w:tc>
-        <w:tc>
-          <w:tcPr>
-            <w:tcW w:w="2486" w:type="dxa"/>
-            <w:gridSpan w:val="3"/>
-            <w:vAlign w:val="center"/>
-          </w:tcPr>
-          <w:p>
-            <w:pPr>
-              <w:rPr>
-                <w:rFonts w:ascii="Aptos" w:hAnsi="Aptos"/>
-                <w:b/>
-                <w:sz w:val="16"/>
-                <w:szCs w:val="16"/>
-              </w:rPr>
-            </w:pPr>
-            <w:r>
-              <w:rPr>
-                <w:rFonts w:ascii="Aptos" w:hAnsi="Aptos"/>
-                <w:b/>
-                <w:sz w:val="16"/>
-                <w:szCs w:val="16"/>
-              </w:rPr>
-              <w:t>Classe di rischio</w:t>
-            </w:r>
-          </w:p>
-        </w:tc>
-      </w:tr>
-      <w:tr>
-        <w:tblPrEx>
-          <w:shd w:val="clear" w:color="auto" w:fill="auto"/>
-        </w:tblPrEx>
         <w:trPr>
           <w:trHeight w:val="170"/>
         </w:trPr>
         <w:tc>
           <w:tcPr>
-            <w:tcW w:w="9794" w:type="dxa"/>
-            <w:gridSpan w:val="21"/>
-            <w:tcBorders>
+            <w:tcW w:w="9628" w:type="dxa"/>
+            <w:gridSpan w:val="22"/>
+            <w:tcBorders>
+              <w:top w:val="single" w:sz="4" w:space="0" w:color="auto"/>
+              <w:left w:val="single" w:sz="4" w:space="0" w:color="auto"/>
               <w:bottom w:val="nil"/>
+              <w:right w:val="single" w:sz="4" w:space="0" w:color="auto"/>
             </w:tcBorders>
           </w:tcPr>
           <w:p>
@@ -3277,12 +3450,9 @@
         </w:tc>
       </w:tr>
       <w:tr>
-        <w:tblPrEx>
-          <w:shd w:val="clear" w:color="auto" w:fill="auto"/>
-        </w:tblPrEx>
-        <w:tc>
-          <w:tcPr>
-            <w:tcW w:w="390" w:type="dxa"/>
+        <w:tc>
+          <w:tcPr>
+            <w:tcW w:w="391" w:type="dxa"/>
             <w:tcBorders>
               <w:top w:val="single" w:sz="12" w:space="0" w:color="auto"/>
               <w:left w:val="single" w:sz="12" w:space="0" w:color="auto"/>
@@ -3290,6 +3460,7 @@
               <w:right w:val="single" w:sz="12" w:space="0" w:color="auto"/>
             </w:tcBorders>
             <w:vAlign w:val="center"/>
+            <w:hideMark/>
           </w:tcPr>
           <w:p>
             <w:pPr>
@@ -3309,14 +3480,16 @@
         </w:tc>
         <w:tc>
           <w:tcPr>
-            <w:tcW w:w="9404" w:type="dxa"/>
-            <w:gridSpan w:val="20"/>
+            <w:tcW w:w="9237" w:type="dxa"/>
+            <w:gridSpan w:val="21"/>
             <w:tcBorders>
               <w:top w:val="nil"/>
               <w:left w:val="single" w:sz="12" w:space="0" w:color="auto"/>
               <w:bottom w:val="nil"/>
+              <w:right w:val="single" w:sz="4" w:space="0" w:color="auto"/>
             </w:tcBorders>
             <w:vAlign w:val="center"/>
+            <w:hideMark/>
           </w:tcPr>
           <w:p>
             <w:pPr>
@@ -3336,19 +3509,18 @@
         </w:tc>
       </w:tr>
       <w:tr>
-        <w:tblPrEx>
-          <w:shd w:val="clear" w:color="auto" w:fill="auto"/>
-        </w:tblPrEx>
         <w:trPr>
           <w:trHeight w:val="170"/>
         </w:trPr>
         <w:tc>
           <w:tcPr>
-            <w:tcW w:w="9794" w:type="dxa"/>
-            <w:gridSpan w:val="21"/>
+            <w:tcW w:w="9628" w:type="dxa"/>
+            <w:gridSpan w:val="22"/>
             <w:tcBorders>
               <w:top w:val="nil"/>
+              <w:left w:val="single" w:sz="4" w:space="0" w:color="auto"/>
               <w:bottom w:val="single" w:sz="4" w:space="0" w:color="auto"/>
+              <w:right w:val="single" w:sz="4" w:space="0" w:color="auto"/>
             </w:tcBorders>
           </w:tcPr>
           <w:p>
@@ -3364,17 +3536,17 @@
         </w:tc>
       </w:tr>
       <w:tr>
-        <w:tblPrEx>
-          <w:shd w:val="clear" w:color="auto" w:fill="auto"/>
-        </w:tblPrEx>
         <w:trPr>
           <w:trHeight w:val="227"/>
         </w:trPr>
         <w:tc>
           <w:tcPr>
-            <w:tcW w:w="4897" w:type="dxa"/>
-            <w:gridSpan w:val="12"/>
-            <w:tcBorders>
+            <w:tcW w:w="4823" w:type="dxa"/>
+            <w:gridSpan w:val="13"/>
+            <w:tcBorders>
+              <w:top w:val="single" w:sz="4" w:space="0" w:color="auto"/>
+              <w:left w:val="single" w:sz="4" w:space="0" w:color="auto"/>
+              <w:bottom w:val="single" w:sz="4" w:space="0" w:color="auto"/>
               <w:right w:val="nil"/>
             </w:tcBorders>
           </w:tcPr>
@@ -3429,6 +3601,15 @@
                 <w:sz w:val="16"/>
                 <w:szCs w:val="16"/>
               </w:rPr>
+              <w:fldChar w:fldCharType="separate"/>
+            </w:r>
+            <w:r>
+              <w:rPr>
+                <w:rFonts w:ascii="Aptos" w:hAnsi="Aptos"/>
+                <w:b/>
+                <w:sz w:val="16"/>
+                <w:szCs w:val="16"/>
+              </w:rPr>
               <w:fldChar w:fldCharType="end"/>
             </w:r>
             <w:r>
@@ -3454,7 +3635,6 @@
                 </w:ffData>
               </w:fldChar>
             </w:r>
-            <w:bookmarkStart w:id="5" w:name="Testo27"/>
             <w:r>
               <w:rPr>
                 <w:rFonts w:ascii="Aptos" w:hAnsi="Aptos"/>
@@ -3531,7 +3711,6 @@
               </w:rPr>
               <w:fldChar w:fldCharType="end"/>
             </w:r>
-            <w:bookmarkEnd w:id="5"/>
             <w:r>
               <w:rPr>
                 <w:rFonts w:ascii="Aptos" w:hAnsi="Aptos"/>
@@ -3588,6 +3767,14 @@
                 <w:sz w:val="16"/>
                 <w:szCs w:val="16"/>
               </w:rPr>
+              <w:fldChar w:fldCharType="separate"/>
+            </w:r>
+            <w:r>
+              <w:rPr>
+                <w:rFonts w:ascii="Aptos" w:hAnsi="Aptos"/>
+                <w:sz w:val="16"/>
+                <w:szCs w:val="16"/>
+              </w:rPr>
               <w:fldChar w:fldCharType="end"/>
             </w:r>
             <w:r>
@@ -3613,7 +3800,6 @@
                 </w:ffData>
               </w:fldChar>
             </w:r>
-            <w:bookmarkStart w:id="6" w:name="Testo28"/>
             <w:r>
               <w:rPr>
                 <w:rFonts w:ascii="Aptos" w:hAnsi="Aptos"/>
@@ -3690,7 +3876,6 @@
               </w:rPr>
               <w:fldChar w:fldCharType="end"/>
             </w:r>
-            <w:bookmarkEnd w:id="6"/>
             <w:r>
               <w:rPr>
                 <w:rFonts w:ascii="Aptos" w:hAnsi="Aptos"/>
@@ -3749,6 +3934,14 @@
                 <w:sz w:val="16"/>
                 <w:szCs w:val="16"/>
               </w:rPr>
+              <w:fldChar w:fldCharType="separate"/>
+            </w:r>
+            <w:r>
+              <w:rPr>
+                <w:rFonts w:ascii="Aptos" w:hAnsi="Aptos"/>
+                <w:sz w:val="16"/>
+                <w:szCs w:val="16"/>
+              </w:rPr>
               <w:fldChar w:fldCharType="end"/>
             </w:r>
             <w:r>
@@ -3807,6 +4000,14 @@
                 <w:sz w:val="16"/>
                 <w:szCs w:val="16"/>
               </w:rPr>
+              <w:fldChar w:fldCharType="separate"/>
+            </w:r>
+            <w:r>
+              <w:rPr>
+                <w:rFonts w:ascii="Aptos" w:hAnsi="Aptos"/>
+                <w:sz w:val="16"/>
+                <w:szCs w:val="16"/>
+              </w:rPr>
               <w:fldChar w:fldCharType="end"/>
             </w:r>
             <w:r>
@@ -3865,6 +4066,14 @@
                 <w:sz w:val="16"/>
                 <w:szCs w:val="16"/>
               </w:rPr>
+              <w:fldChar w:fldCharType="separate"/>
+            </w:r>
+            <w:r>
+              <w:rPr>
+                <w:rFonts w:ascii="Aptos" w:hAnsi="Aptos"/>
+                <w:sz w:val="16"/>
+                <w:szCs w:val="16"/>
+              </w:rPr>
               <w:fldChar w:fldCharType="end"/>
             </w:r>
             <w:r>
@@ -4022,6 +4231,14 @@
                 <w:sz w:val="16"/>
                 <w:szCs w:val="16"/>
               </w:rPr>
+              <w:fldChar w:fldCharType="separate"/>
+            </w:r>
+            <w:r>
+              <w:rPr>
+                <w:rFonts w:ascii="Aptos" w:hAnsi="Aptos"/>
+                <w:sz w:val="16"/>
+                <w:szCs w:val="16"/>
+              </w:rPr>
               <w:fldChar w:fldCharType="end"/>
             </w:r>
             <w:r>
@@ -4080,6 +4297,14 @@
                 <w:sz w:val="16"/>
                 <w:szCs w:val="16"/>
               </w:rPr>
+              <w:fldChar w:fldCharType="separate"/>
+            </w:r>
+            <w:r>
+              <w:rPr>
+                <w:rFonts w:ascii="Aptos" w:hAnsi="Aptos"/>
+                <w:sz w:val="16"/>
+                <w:szCs w:val="16"/>
+              </w:rPr>
               <w:fldChar w:fldCharType="end"/>
             </w:r>
             <w:r>
@@ -4202,11 +4427,15 @@
         </w:tc>
         <w:tc>
           <w:tcPr>
-            <w:tcW w:w="4897" w:type="dxa"/>
+            <w:tcW w:w="4805" w:type="dxa"/>
             <w:gridSpan w:val="9"/>
             <w:tcBorders>
+              <w:top w:val="single" w:sz="4" w:space="0" w:color="auto"/>
               <w:left w:val="nil"/>
-            </w:tcBorders>
+              <w:bottom w:val="single" w:sz="4" w:space="0" w:color="auto"/>
+              <w:right w:val="single" w:sz="4" w:space="0" w:color="auto"/>
+            </w:tcBorders>
+            <w:hideMark/>
           </w:tcPr>
           <w:p>
             <w:pPr>
@@ -4248,6 +4477,14 @@
                 <w:sz w:val="16"/>
                 <w:szCs w:val="16"/>
               </w:rPr>
+            </w:r>
+            <w:r>
+              <w:rPr>
+                <w:rFonts w:ascii="Aptos" w:hAnsi="Aptos"/>
+                <w:sz w:val="16"/>
+                <w:szCs w:val="16"/>
+              </w:rPr>
+              <w:fldChar w:fldCharType="separate"/>
             </w:r>
             <w:r>
               <w:rPr>
@@ -4314,6 +4551,14 @@
                 <w:sz w:val="16"/>
                 <w:szCs w:val="16"/>
               </w:rPr>
+              <w:fldChar w:fldCharType="separate"/>
+            </w:r>
+            <w:r>
+              <w:rPr>
+                <w:rFonts w:ascii="Aptos" w:hAnsi="Aptos"/>
+                <w:sz w:val="16"/>
+                <w:szCs w:val="16"/>
+              </w:rPr>
               <w:fldChar w:fldCharType="end"/>
             </w:r>
             <w:r>
@@ -4373,6 +4618,14 @@
                 <w:sz w:val="16"/>
                 <w:szCs w:val="16"/>
               </w:rPr>
+              <w:fldChar w:fldCharType="separate"/>
+            </w:r>
+            <w:r>
+              <w:rPr>
+                <w:rFonts w:ascii="Aptos" w:hAnsi="Aptos"/>
+                <w:sz w:val="16"/>
+                <w:szCs w:val="16"/>
+              </w:rPr>
               <w:fldChar w:fldCharType="end"/>
             </w:r>
             <w:r>
@@ -4424,6 +4677,14 @@
                 <w:sz w:val="16"/>
                 <w:szCs w:val="16"/>
               </w:rPr>
+            </w:r>
+            <w:r>
+              <w:rPr>
+                <w:rFonts w:ascii="Aptos" w:hAnsi="Aptos"/>
+                <w:sz w:val="16"/>
+                <w:szCs w:val="16"/>
+              </w:rPr>
+              <w:fldChar w:fldCharType="separate"/>
             </w:r>
             <w:r>
               <w:rPr>
@@ -4490,6 +4751,14 @@
                 <w:sz w:val="16"/>
                 <w:szCs w:val="16"/>
               </w:rPr>
+              <w:fldChar w:fldCharType="separate"/>
+            </w:r>
+            <w:r>
+              <w:rPr>
+                <w:rFonts w:ascii="Aptos" w:hAnsi="Aptos"/>
+                <w:sz w:val="16"/>
+                <w:szCs w:val="16"/>
+              </w:rPr>
               <w:fldChar w:fldCharType="end"/>
             </w:r>
             <w:r>
@@ -4504,18 +4773,18 @@
         </w:tc>
       </w:tr>
       <w:tr>
-        <w:tblPrEx>
-          <w:shd w:val="clear" w:color="auto" w:fill="auto"/>
-        </w:tblPrEx>
         <w:trPr>
           <w:trHeight w:val="170"/>
         </w:trPr>
         <w:tc>
           <w:tcPr>
-            <w:tcW w:w="9794" w:type="dxa"/>
-            <w:gridSpan w:val="21"/>
-            <w:tcBorders>
+            <w:tcW w:w="9628" w:type="dxa"/>
+            <w:gridSpan w:val="22"/>
+            <w:tcBorders>
+              <w:top w:val="single" w:sz="4" w:space="0" w:color="auto"/>
+              <w:left w:val="single" w:sz="4" w:space="0" w:color="auto"/>
               <w:bottom w:val="nil"/>
+              <w:right w:val="single" w:sz="4" w:space="0" w:color="auto"/>
             </w:tcBorders>
           </w:tcPr>
           <w:p>
@@ -4531,12 +4800,9 @@
         </w:tc>
       </w:tr>
       <w:tr>
-        <w:tblPrEx>
-          <w:shd w:val="clear" w:color="auto" w:fill="auto"/>
-        </w:tblPrEx>
-        <w:tc>
-          <w:tcPr>
-            <w:tcW w:w="390" w:type="dxa"/>
+        <w:tc>
+          <w:tcPr>
+            <w:tcW w:w="391" w:type="dxa"/>
             <w:tcBorders>
               <w:top w:val="single" w:sz="12" w:space="0" w:color="auto"/>
               <w:left w:val="single" w:sz="12" w:space="0" w:color="auto"/>
@@ -4544,6 +4810,7 @@
               <w:right w:val="single" w:sz="12" w:space="0" w:color="auto"/>
             </w:tcBorders>
             <w:vAlign w:val="center"/>
+            <w:hideMark/>
           </w:tcPr>
           <w:p>
             <w:pPr>
@@ -4563,14 +4830,16 @@
         </w:tc>
         <w:tc>
           <w:tcPr>
-            <w:tcW w:w="9404" w:type="dxa"/>
-            <w:gridSpan w:val="20"/>
+            <w:tcW w:w="9237" w:type="dxa"/>
+            <w:gridSpan w:val="21"/>
             <w:tcBorders>
               <w:top w:val="nil"/>
               <w:left w:val="single" w:sz="12" w:space="0" w:color="auto"/>
               <w:bottom w:val="nil"/>
+              <w:right w:val="single" w:sz="4" w:space="0" w:color="auto"/>
             </w:tcBorders>
             <w:vAlign w:val="center"/>
+            <w:hideMark/>
           </w:tcPr>
           <w:p>
             <w:pPr>
@@ -4590,19 +4859,18 @@
         </w:tc>
       </w:tr>
       <w:tr>
-        <w:tblPrEx>
-          <w:shd w:val="clear" w:color="auto" w:fill="auto"/>
-        </w:tblPrEx>
         <w:trPr>
           <w:trHeight w:val="170"/>
         </w:trPr>
         <w:tc>
           <w:tcPr>
-            <w:tcW w:w="9794" w:type="dxa"/>
-            <w:gridSpan w:val="21"/>
+            <w:tcW w:w="9628" w:type="dxa"/>
+            <w:gridSpan w:val="22"/>
             <w:tcBorders>
               <w:top w:val="nil"/>
+              <w:left w:val="single" w:sz="4" w:space="0" w:color="auto"/>
               <w:bottom w:val="single" w:sz="4" w:space="0" w:color="auto"/>
+              <w:right w:val="single" w:sz="4" w:space="0" w:color="auto"/>
             </w:tcBorders>
           </w:tcPr>
           <w:p>
@@ -4618,14 +4886,17 @@
         </w:tc>
       </w:tr>
       <w:tr>
-        <w:tblPrEx>
-          <w:shd w:val="clear" w:color="auto" w:fill="auto"/>
-        </w:tblPrEx>
-        <w:tc>
-          <w:tcPr>
-            <w:tcW w:w="2444" w:type="dxa"/>
+        <w:tc>
+          <w:tcPr>
+            <w:tcW w:w="2410" w:type="dxa"/>
             <w:gridSpan w:val="6"/>
-            <w:shd w:val="clear" w:color="auto" w:fill="auto"/>
+            <w:tcBorders>
+              <w:top w:val="single" w:sz="4" w:space="0" w:color="auto"/>
+              <w:left w:val="single" w:sz="4" w:space="0" w:color="auto"/>
+              <w:bottom w:val="single" w:sz="4" w:space="0" w:color="auto"/>
+              <w:right w:val="single" w:sz="4" w:space="0" w:color="auto"/>
+            </w:tcBorders>
+            <w:hideMark/>
           </w:tcPr>
           <w:p>
             <w:pPr>
@@ -4650,9 +4921,15 @@
         </w:tc>
         <w:tc>
           <w:tcPr>
-            <w:tcW w:w="2326" w:type="dxa"/>
+            <w:tcW w:w="2286" w:type="dxa"/>
             <w:gridSpan w:val="5"/>
-            <w:shd w:val="clear" w:color="auto" w:fill="auto"/>
+            <w:tcBorders>
+              <w:top w:val="single" w:sz="4" w:space="0" w:color="auto"/>
+              <w:left w:val="single" w:sz="4" w:space="0" w:color="auto"/>
+              <w:bottom w:val="single" w:sz="4" w:space="0" w:color="auto"/>
+              <w:right w:val="single" w:sz="4" w:space="0" w:color="auto"/>
+            </w:tcBorders>
+            <w:hideMark/>
           </w:tcPr>
           <w:p>
             <w:pPr>
@@ -4677,9 +4954,15 @@
         </w:tc>
         <w:tc>
           <w:tcPr>
-            <w:tcW w:w="2883" w:type="dxa"/>
-            <w:gridSpan w:val="8"/>
-            <w:shd w:val="clear" w:color="auto" w:fill="auto"/>
+            <w:tcW w:w="2820" w:type="dxa"/>
+            <w:gridSpan w:val="9"/>
+            <w:tcBorders>
+              <w:top w:val="single" w:sz="4" w:space="0" w:color="auto"/>
+              <w:left w:val="single" w:sz="4" w:space="0" w:color="auto"/>
+              <w:bottom w:val="single" w:sz="4" w:space="0" w:color="auto"/>
+              <w:right w:val="single" w:sz="4" w:space="0" w:color="auto"/>
+            </w:tcBorders>
+            <w:hideMark/>
           </w:tcPr>
           <w:p>
             <w:pPr>
@@ -4704,9 +4987,15 @@
         </w:tc>
         <w:tc>
           <w:tcPr>
-            <w:tcW w:w="2141" w:type="dxa"/>
+            <w:tcW w:w="2112" w:type="dxa"/>
             <w:gridSpan w:val="2"/>
-            <w:shd w:val="clear" w:color="auto" w:fill="auto"/>
+            <w:tcBorders>
+              <w:top w:val="single" w:sz="4" w:space="0" w:color="auto"/>
+              <w:left w:val="single" w:sz="4" w:space="0" w:color="auto"/>
+              <w:bottom w:val="single" w:sz="4" w:space="0" w:color="auto"/>
+              <w:right w:val="single" w:sz="4" w:space="0" w:color="auto"/>
+            </w:tcBorders>
+            <w:hideMark/>
           </w:tcPr>
           <w:p>
             <w:pPr>
@@ -4731,14 +5020,16 @@
         </w:tc>
       </w:tr>
       <w:tr>
-        <w:tblPrEx>
-          <w:shd w:val="clear" w:color="auto" w:fill="auto"/>
-        </w:tblPrEx>
-        <w:tc>
-          <w:tcPr>
-            <w:tcW w:w="2444" w:type="dxa"/>
+        <w:tc>
+          <w:tcPr>
+            <w:tcW w:w="2410" w:type="dxa"/>
             <w:gridSpan w:val="6"/>
-            <w:shd w:val="clear" w:color="auto" w:fill="auto"/>
+            <w:tcBorders>
+              <w:top w:val="single" w:sz="4" w:space="0" w:color="auto"/>
+              <w:left w:val="single" w:sz="4" w:space="0" w:color="auto"/>
+              <w:bottom w:val="single" w:sz="4" w:space="0" w:color="auto"/>
+              <w:right w:val="single" w:sz="4" w:space="0" w:color="auto"/>
+            </w:tcBorders>
           </w:tcPr>
           <w:p>
             <w:pPr>
@@ -4788,6 +5079,14 @@
                 <w:sz w:val="16"/>
                 <w:szCs w:val="16"/>
               </w:rPr>
+              <w:fldChar w:fldCharType="separate"/>
+            </w:r>
+            <w:r>
+              <w:rPr>
+                <w:rFonts w:ascii="Aptos" w:hAnsi="Aptos"/>
+                <w:sz w:val="16"/>
+                <w:szCs w:val="16"/>
+              </w:rPr>
               <w:fldChar w:fldCharType="end"/>
             </w:r>
             <w:r>
@@ -4796,164 +5095,40 @@
                 <w:sz w:val="16"/>
                 <w:szCs w:val="16"/>
               </w:rPr>
-              <w:t xml:space="preserve"> Occhiali EN 166 con protezioni laterali</w:t>
-            </w:r>
-          </w:p>
-          <w:p>
-            <w:pPr>
-              <w:rPr>
-                <w:rFonts w:ascii="Aptos" w:hAnsi="Aptos"/>
-                <w:sz w:val="16"/>
-                <w:szCs w:val="16"/>
-              </w:rPr>
-            </w:pPr>
-            <w:r>
-              <w:rPr>
-                <w:rFonts w:ascii="Aptos" w:hAnsi="Aptos"/>
-                <w:sz w:val="16"/>
-                <w:szCs w:val="16"/>
-              </w:rPr>
-              <w:fldChar w:fldCharType="begin">
-                <w:ffData>
-                  <w:name w:val=""/>
-                  <w:enabled/>
-                  <w:calcOnExit w:val="0"/>
-                  <w:checkBox>
-                    <w:sizeAuto/>
-                    <w:default w:val="0"/>
-                  </w:checkBox>
-                </w:ffData>
-              </w:fldChar>
-            </w:r>
-            <w:r>
-              <w:rPr>
-                <w:rFonts w:ascii="Aptos" w:hAnsi="Aptos"/>
-                <w:sz w:val="16"/>
-                <w:szCs w:val="16"/>
-              </w:rPr>
-              <w:instrText xml:space="preserve"> FORMCHECKBOX </w:instrText>
-            </w:r>
-            <w:r>
-              <w:rPr>
-                <w:rFonts w:ascii="Aptos" w:hAnsi="Aptos"/>
-                <w:sz w:val="16"/>
-                <w:szCs w:val="16"/>
-              </w:rPr>
-            </w:r>
-            <w:r>
-              <w:rPr>
-                <w:rFonts w:ascii="Aptos" w:hAnsi="Aptos"/>
-                <w:sz w:val="16"/>
-                <w:szCs w:val="16"/>
-              </w:rPr>
-              <w:fldChar w:fldCharType="end"/>
-            </w:r>
-            <w:r>
-              <w:rPr>
-                <w:rFonts w:ascii="Aptos" w:hAnsi="Aptos"/>
-                <w:sz w:val="16"/>
-                <w:szCs w:val="16"/>
-              </w:rPr>
-              <w:t xml:space="preserve"> </w:t>
-            </w:r>
-            <w:r>
-              <w:rPr>
-                <w:rFonts w:ascii="Aptos" w:hAnsi="Aptos"/>
-                <w:sz w:val="16"/>
-                <w:szCs w:val="16"/>
-              </w:rPr>
-              <w:fldChar w:fldCharType="begin">
-                <w:ffData>
-                  <w:name w:val="Testo29"/>
-                  <w:enabled/>
-                  <w:calcOnExit w:val="0"/>
-                  <w:textInput/>
-                </w:ffData>
-              </w:fldChar>
-            </w:r>
-            <w:r>
-              <w:rPr>
-                <w:rFonts w:ascii="Aptos" w:hAnsi="Aptos"/>
-                <w:sz w:val="16"/>
-                <w:szCs w:val="16"/>
-              </w:rPr>
-              <w:instrText xml:space="preserve"> FORMTEXT </w:instrText>
-            </w:r>
-            <w:r>
-              <w:rPr>
-                <w:rFonts w:ascii="Aptos" w:hAnsi="Aptos"/>
-                <w:sz w:val="16"/>
-                <w:szCs w:val="16"/>
-              </w:rPr>
-            </w:r>
-            <w:r>
-              <w:rPr>
-                <w:rFonts w:ascii="Aptos" w:hAnsi="Aptos"/>
-                <w:sz w:val="16"/>
-                <w:szCs w:val="16"/>
-              </w:rPr>
-              <w:fldChar w:fldCharType="separate"/>
-            </w:r>
-            <w:r>
-              <w:rPr>
-                <w:rFonts w:ascii="Aptos" w:hAnsi="Aptos"/>
-                <w:noProof/>
-                <w:sz w:val="16"/>
-                <w:szCs w:val="16"/>
-              </w:rPr>
-              <w:t> </w:t>
-            </w:r>
-            <w:r>
-              <w:rPr>
-                <w:rFonts w:ascii="Aptos" w:hAnsi="Aptos"/>
-                <w:noProof/>
-                <w:sz w:val="16"/>
-                <w:szCs w:val="16"/>
-              </w:rPr>
-              <w:t> </w:t>
-            </w:r>
-            <w:r>
-              <w:rPr>
-                <w:rFonts w:ascii="Aptos" w:hAnsi="Aptos"/>
-                <w:noProof/>
-                <w:sz w:val="16"/>
-                <w:szCs w:val="16"/>
-              </w:rPr>
-              <w:t> </w:t>
-            </w:r>
-            <w:r>
-              <w:rPr>
-                <w:rFonts w:ascii="Aptos" w:hAnsi="Aptos"/>
-                <w:noProof/>
-                <w:sz w:val="16"/>
-                <w:szCs w:val="16"/>
-              </w:rPr>
-              <w:t> </w:t>
-            </w:r>
-            <w:r>
-              <w:rPr>
-                <w:rFonts w:ascii="Aptos" w:hAnsi="Aptos"/>
-                <w:noProof/>
-                <w:sz w:val="16"/>
-                <w:szCs w:val="16"/>
-              </w:rPr>
-              <w:t> </w:t>
-            </w:r>
-            <w:r>
-              <w:rPr>
-                <w:rFonts w:ascii="Aptos" w:hAnsi="Aptos"/>
-                <w:sz w:val="16"/>
-                <w:szCs w:val="16"/>
-              </w:rPr>
-              <w:fldChar w:fldCharType="end"/>
-            </w:r>
-          </w:p>
-        </w:tc>
-        <w:tc>
-          <w:tcPr>
-            <w:tcW w:w="2326" w:type="dxa"/>
+              <w:t xml:space="preserve"> Occhiali </w:t>
+            </w:r>
+            <w:r>
+              <w:rPr>
+                <w:rFonts w:ascii="Aptos" w:hAnsi="Aptos"/>
+                <w:i/>
+                <w:iCs/>
+                <w:sz w:val="16"/>
+                <w:szCs w:val="16"/>
+              </w:rPr>
+              <w:t>UNI EN ISO 16321</w:t>
+            </w:r>
+          </w:p>
+          <w:p>
+            <w:pPr>
+              <w:rPr>
+                <w:rFonts w:ascii="Aptos" w:hAnsi="Aptos"/>
+                <w:sz w:val="16"/>
+                <w:szCs w:val="16"/>
+              </w:rPr>
+            </w:pPr>
+          </w:p>
+        </w:tc>
+        <w:tc>
+          <w:tcPr>
+            <w:tcW w:w="2286" w:type="dxa"/>
             <w:gridSpan w:val="5"/>
-            <w:shd w:val="clear" w:color="auto" w:fill="auto"/>
+            <w:tcBorders>
+              <w:top w:val="single" w:sz="4" w:space="0" w:color="auto"/>
+              <w:left w:val="single" w:sz="4" w:space="0" w:color="auto"/>
+              <w:bottom w:val="single" w:sz="4" w:space="0" w:color="auto"/>
+              <w:right w:val="single" w:sz="4" w:space="0" w:color="auto"/>
+            </w:tcBorders>
+            <w:hideMark/>
           </w:tcPr>
           <w:p>
             <w:pPr>
@@ -5003,6 +5178,14 @@
                 <w:sz w:val="16"/>
                 <w:szCs w:val="16"/>
               </w:rPr>
+              <w:fldChar w:fldCharType="separate"/>
+            </w:r>
+            <w:r>
+              <w:rPr>
+                <w:rFonts w:ascii="Aptos" w:hAnsi="Aptos"/>
+                <w:sz w:val="16"/>
+                <w:szCs w:val="16"/>
+              </w:rPr>
               <w:fldChar w:fldCharType="end"/>
             </w:r>
             <w:r>
@@ -5011,9 +5194,48 @@
                 <w:sz w:val="16"/>
                 <w:szCs w:val="16"/>
               </w:rPr>
-              <w:t xml:space="preserve"> Guanti EN 374</w:t>
-            </w:r>
-          </w:p>
+              <w:t xml:space="preserve"> </w:t>
+            </w:r>
+            <w:r>
+              <w:rPr>
+                <w:rFonts w:ascii="Aptos" w:hAnsi="Aptos"/>
+                <w:b/>
+                <w:sz w:val="16"/>
+                <w:szCs w:val="16"/>
+              </w:rPr>
+              <w:t>Guanti EN 374</w:t>
+            </w:r>
+            <w:r>
+              <w:rPr>
+                <w:rFonts w:ascii="Aptos" w:hAnsi="Aptos"/>
+                <w:sz w:val="16"/>
+                <w:szCs w:val="16"/>
+              </w:rPr>
+              <w:t xml:space="preserve"> </w:t>
+            </w:r>
+          </w:p>
+          <w:p>
+            <w:pPr>
+              <w:rPr>
+                <w:rFonts w:ascii="Aptos" w:hAnsi="Aptos"/>
+                <w:sz w:val="16"/>
+                <w:szCs w:val="16"/>
+              </w:rPr>
+            </w:pPr>
+          </w:p>
+        </w:tc>
+        <w:tc>
+          <w:tcPr>
+            <w:tcW w:w="2820" w:type="dxa"/>
+            <w:gridSpan w:val="9"/>
+            <w:tcBorders>
+              <w:top w:val="single" w:sz="4" w:space="0" w:color="auto"/>
+              <w:left w:val="single" w:sz="4" w:space="0" w:color="auto"/>
+              <w:bottom w:val="single" w:sz="4" w:space="0" w:color="auto"/>
+              <w:right w:val="single" w:sz="4" w:space="0" w:color="auto"/>
+            </w:tcBorders>
+            <w:hideMark/>
+          </w:tcPr>
           <w:p>
             <w:pPr>
               <w:rPr>
@@ -5061,6 +5283,14 @@
                 <w:sz w:val="16"/>
                 <w:szCs w:val="16"/>
               </w:rPr>
+              <w:fldChar w:fldCharType="separate"/>
+            </w:r>
+            <w:r>
+              <w:rPr>
+                <w:rFonts w:ascii="Aptos" w:hAnsi="Aptos"/>
+                <w:sz w:val="16"/>
+                <w:szCs w:val="16"/>
+              </w:rPr>
               <w:fldChar w:fldCharType="end"/>
             </w:r>
             <w:r>
@@ -5069,7 +5299,7 @@
                 <w:sz w:val="16"/>
                 <w:szCs w:val="16"/>
               </w:rPr>
-              <w:t xml:space="preserve"> Guanti EN 374 lunghi</w:t>
+              <w:t xml:space="preserve"> Maschera antipolvere EN 149 </w:t>
             </w:r>
           </w:p>
           <w:p>
@@ -5119,6 +5349,14 @@
                 <w:sz w:val="16"/>
                 <w:szCs w:val="16"/>
               </w:rPr>
+              <w:fldChar w:fldCharType="separate"/>
+            </w:r>
+            <w:r>
+              <w:rPr>
+                <w:rFonts w:ascii="Aptos" w:hAnsi="Aptos"/>
+                <w:sz w:val="16"/>
+                <w:szCs w:val="16"/>
+              </w:rPr>
               <w:fldChar w:fldCharType="end"/>
             </w:r>
             <w:r>
@@ -5127,167 +5365,9 @@
                 <w:sz w:val="16"/>
                 <w:szCs w:val="16"/>
               </w:rPr>
-              <w:t xml:space="preserve"> Guanti EN 374 resistenti</w:t>
-            </w:r>
-          </w:p>
-          <w:p>
-            <w:pPr>
-              <w:rPr>
-                <w:rFonts w:ascii="Aptos" w:hAnsi="Aptos"/>
-                <w:sz w:val="16"/>
-                <w:szCs w:val="16"/>
-              </w:rPr>
-            </w:pPr>
-            <w:r>
-              <w:rPr>
-                <w:rFonts w:ascii="Aptos" w:hAnsi="Aptos"/>
-                <w:sz w:val="16"/>
-                <w:szCs w:val="16"/>
-              </w:rPr>
-              <w:fldChar w:fldCharType="begin">
-                <w:ffData>
-                  <w:name w:val="Controllo2"/>
-                  <w:enabled/>
-                  <w:calcOnExit w:val="0"/>
-                  <w:checkBox>
-                    <w:sizeAuto/>
-                    <w:default w:val="0"/>
-                  </w:checkBox>
-                </w:ffData>
-              </w:fldChar>
-            </w:r>
-            <w:bookmarkStart w:id="7" w:name="Controllo2"/>
-            <w:r>
-              <w:rPr>
-                <w:rFonts w:ascii="Aptos" w:hAnsi="Aptos"/>
-                <w:sz w:val="16"/>
-                <w:szCs w:val="16"/>
-              </w:rPr>
-              <w:instrText xml:space="preserve"> FORMCHECKBOX </w:instrText>
-            </w:r>
-            <w:r>
-              <w:rPr>
-                <w:rFonts w:ascii="Aptos" w:hAnsi="Aptos"/>
-                <w:sz w:val="16"/>
-                <w:szCs w:val="16"/>
-              </w:rPr>
-            </w:r>
-            <w:r>
-              <w:rPr>
-                <w:rFonts w:ascii="Aptos" w:hAnsi="Aptos"/>
-                <w:sz w:val="16"/>
-                <w:szCs w:val="16"/>
-              </w:rPr>
-              <w:fldChar w:fldCharType="end"/>
-            </w:r>
-            <w:bookmarkEnd w:id="7"/>
-            <w:r>
-              <w:rPr>
-                <w:rFonts w:ascii="Aptos" w:hAnsi="Aptos"/>
-                <w:sz w:val="16"/>
-                <w:szCs w:val="16"/>
-              </w:rPr>
-              <w:t xml:space="preserve"> </w:t>
-            </w:r>
-            <w:r>
-              <w:rPr>
-                <w:rFonts w:ascii="Aptos" w:hAnsi="Aptos"/>
-                <w:sz w:val="16"/>
-                <w:szCs w:val="16"/>
-              </w:rPr>
-              <w:fldChar w:fldCharType="begin">
-                <w:ffData>
-                  <w:name w:val="Testo29"/>
-                  <w:enabled/>
-                  <w:calcOnExit w:val="0"/>
-                  <w:textInput/>
-                </w:ffData>
-              </w:fldChar>
-            </w:r>
-            <w:r>
-              <w:rPr>
-                <w:rFonts w:ascii="Aptos" w:hAnsi="Aptos"/>
-                <w:sz w:val="16"/>
-                <w:szCs w:val="16"/>
-              </w:rPr>
-              <w:instrText xml:space="preserve"> FORMTEXT </w:instrText>
-            </w:r>
-            <w:r>
-              <w:rPr>
-                <w:rFonts w:ascii="Aptos" w:hAnsi="Aptos"/>
-                <w:sz w:val="16"/>
-                <w:szCs w:val="16"/>
-              </w:rPr>
-            </w:r>
-            <w:r>
-              <w:rPr>
-                <w:rFonts w:ascii="Aptos" w:hAnsi="Aptos"/>
-                <w:sz w:val="16"/>
-                <w:szCs w:val="16"/>
-              </w:rPr>
-              <w:fldChar w:fldCharType="separate"/>
-            </w:r>
-            <w:r>
-              <w:rPr>
-                <w:rFonts w:ascii="Aptos" w:hAnsi="Aptos"/>
-                <w:noProof/>
-                <w:sz w:val="16"/>
-                <w:szCs w:val="16"/>
-              </w:rPr>
-              <w:t> </w:t>
-            </w:r>
-            <w:r>
-              <w:rPr>
-                <w:rFonts w:ascii="Aptos" w:hAnsi="Aptos"/>
-                <w:noProof/>
-                <w:sz w:val="16"/>
-                <w:szCs w:val="16"/>
-              </w:rPr>
-              <w:t> </w:t>
-            </w:r>
-            <w:r>
-              <w:rPr>
-                <w:rFonts w:ascii="Aptos" w:hAnsi="Aptos"/>
-                <w:noProof/>
-                <w:sz w:val="16"/>
-                <w:szCs w:val="16"/>
-              </w:rPr>
-              <w:t> </w:t>
-            </w:r>
-            <w:r>
-              <w:rPr>
-                <w:rFonts w:ascii="Aptos" w:hAnsi="Aptos"/>
-                <w:noProof/>
-                <w:sz w:val="16"/>
-                <w:szCs w:val="16"/>
-              </w:rPr>
-              <w:t> </w:t>
-            </w:r>
-            <w:r>
-              <w:rPr>
-                <w:rFonts w:ascii="Aptos" w:hAnsi="Aptos"/>
-                <w:noProof/>
-                <w:sz w:val="16"/>
-                <w:szCs w:val="16"/>
-              </w:rPr>
-              <w:t> </w:t>
-            </w:r>
-            <w:r>
-              <w:rPr>
-                <w:rFonts w:ascii="Aptos" w:hAnsi="Aptos"/>
-                <w:sz w:val="16"/>
-                <w:szCs w:val="16"/>
-              </w:rPr>
-              <w:fldChar w:fldCharType="end"/>
-            </w:r>
-          </w:p>
-        </w:tc>
-        <w:tc>
-          <w:tcPr>
-            <w:tcW w:w="2883" w:type="dxa"/>
-            <w:gridSpan w:val="8"/>
-            <w:shd w:val="clear" w:color="auto" w:fill="auto"/>
-          </w:tcPr>
+              <w:t xml:space="preserve"> Maschera nebbie acquose EN 149</w:t>
+            </w:r>
+          </w:p>
           <w:p>
             <w:pPr>
               <w:rPr>
@@ -5335,6 +5415,14 @@
                 <w:sz w:val="16"/>
                 <w:szCs w:val="16"/>
               </w:rPr>
+              <w:fldChar w:fldCharType="separate"/>
+            </w:r>
+            <w:r>
+              <w:rPr>
+                <w:rFonts w:ascii="Aptos" w:hAnsi="Aptos"/>
+                <w:sz w:val="16"/>
+                <w:szCs w:val="16"/>
+              </w:rPr>
               <w:fldChar w:fldCharType="end"/>
             </w:r>
             <w:r>
@@ -5343,17 +5431,8 @@
                 <w:sz w:val="16"/>
                 <w:szCs w:val="16"/>
               </w:rPr>
-              <w:t xml:space="preserve"> Maschera antipolvere EN 149 </w:t>
-            </w:r>
-          </w:p>
-          <w:p>
-            <w:pPr>
-              <w:rPr>
-                <w:rFonts w:ascii="Aptos" w:hAnsi="Aptos"/>
-                <w:sz w:val="16"/>
-                <w:szCs w:val="16"/>
-              </w:rPr>
-            </w:pPr>
+              <w:t xml:space="preserve"> Maschera nebbie oleose EN 149 </w:t>
+            </w:r>
             <w:r>
               <w:rPr>
                 <w:rFonts w:ascii="Aptos" w:hAnsi="Aptos"/>
@@ -5393,6 +5472,14 @@
                 <w:sz w:val="16"/>
                 <w:szCs w:val="16"/>
               </w:rPr>
+              <w:fldChar w:fldCharType="separate"/>
+            </w:r>
+            <w:r>
+              <w:rPr>
+                <w:rFonts w:ascii="Aptos" w:hAnsi="Aptos"/>
+                <w:sz w:val="16"/>
+                <w:szCs w:val="16"/>
+              </w:rPr>
               <w:fldChar w:fldCharType="end"/>
             </w:r>
             <w:r>
@@ -5401,7 +5488,177 @@
                 <w:sz w:val="16"/>
                 <w:szCs w:val="16"/>
               </w:rPr>
-              <w:t xml:space="preserve"> Maschera nebbie acquose EN 149 S</w:t>
+              <w:t xml:space="preserve"> Filtri per maschera: </w:t>
+            </w:r>
+            <w:r>
+              <w:rPr>
+                <w:rFonts w:ascii="Aptos" w:hAnsi="Aptos"/>
+                <w:sz w:val="16"/>
+                <w:szCs w:val="16"/>
+              </w:rPr>
+              <w:fldChar w:fldCharType="begin">
+                <w:ffData>
+                  <w:name w:val="Testo29"/>
+                  <w:enabled/>
+                  <w:calcOnExit w:val="0"/>
+                  <w:textInput/>
+                </w:ffData>
+              </w:fldChar>
+            </w:r>
+            <w:bookmarkStart w:id="2" w:name="Testo29"/>
+            <w:r>
+              <w:rPr>
+                <w:rFonts w:ascii="Aptos" w:hAnsi="Aptos"/>
+                <w:sz w:val="16"/>
+                <w:szCs w:val="16"/>
+              </w:rPr>
+              <w:instrText xml:space="preserve"> FORMTEXT </w:instrText>
+            </w:r>
+            <w:r>
+              <w:rPr>
+                <w:rFonts w:ascii="Aptos" w:hAnsi="Aptos"/>
+                <w:sz w:val="16"/>
+                <w:szCs w:val="16"/>
+              </w:rPr>
+            </w:r>
+            <w:r>
+              <w:rPr>
+                <w:rFonts w:ascii="Aptos" w:hAnsi="Aptos"/>
+                <w:sz w:val="16"/>
+                <w:szCs w:val="16"/>
+              </w:rPr>
+              <w:fldChar w:fldCharType="separate"/>
+            </w:r>
+            <w:r>
+              <w:rPr>
+                <w:rFonts w:ascii="Aptos" w:hAnsi="Aptos"/>
+                <w:noProof/>
+                <w:sz w:val="16"/>
+                <w:szCs w:val="16"/>
+              </w:rPr>
+              <w:t> </w:t>
+            </w:r>
+            <w:r>
+              <w:rPr>
+                <w:rFonts w:ascii="Aptos" w:hAnsi="Aptos"/>
+                <w:noProof/>
+                <w:sz w:val="16"/>
+                <w:szCs w:val="16"/>
+              </w:rPr>
+              <w:t> </w:t>
+            </w:r>
+            <w:r>
+              <w:rPr>
+                <w:rFonts w:ascii="Aptos" w:hAnsi="Aptos"/>
+                <w:noProof/>
+                <w:sz w:val="16"/>
+                <w:szCs w:val="16"/>
+              </w:rPr>
+              <w:t> </w:t>
+            </w:r>
+            <w:r>
+              <w:rPr>
+                <w:rFonts w:ascii="Aptos" w:hAnsi="Aptos"/>
+                <w:noProof/>
+                <w:sz w:val="16"/>
+                <w:szCs w:val="16"/>
+              </w:rPr>
+              <w:t> </w:t>
+            </w:r>
+            <w:r>
+              <w:rPr>
+                <w:rFonts w:ascii="Aptos" w:hAnsi="Aptos"/>
+                <w:noProof/>
+                <w:sz w:val="16"/>
+                <w:szCs w:val="16"/>
+              </w:rPr>
+              <w:t> </w:t>
+            </w:r>
+            <w:r>
+              <w:rPr>
+                <w:rFonts w:ascii="Aptos" w:hAnsi="Aptos"/>
+              </w:rPr>
+              <w:fldChar w:fldCharType="end"/>
+            </w:r>
+            <w:bookmarkEnd w:id="2"/>
+          </w:p>
+        </w:tc>
+        <w:tc>
+          <w:tcPr>
+            <w:tcW w:w="2112" w:type="dxa"/>
+            <w:gridSpan w:val="2"/>
+            <w:tcBorders>
+              <w:top w:val="single" w:sz="4" w:space="0" w:color="auto"/>
+              <w:left w:val="single" w:sz="4" w:space="0" w:color="auto"/>
+              <w:bottom w:val="single" w:sz="4" w:space="0" w:color="auto"/>
+              <w:right w:val="single" w:sz="4" w:space="0" w:color="auto"/>
+            </w:tcBorders>
+            <w:hideMark/>
+          </w:tcPr>
+          <w:p>
+            <w:pPr>
+              <w:rPr>
+                <w:rFonts w:ascii="Aptos" w:hAnsi="Aptos"/>
+                <w:sz w:val="16"/>
+                <w:szCs w:val="16"/>
+              </w:rPr>
+            </w:pPr>
+            <w:r>
+              <w:rPr>
+                <w:rFonts w:ascii="Aptos" w:hAnsi="Aptos"/>
+                <w:sz w:val="16"/>
+                <w:szCs w:val="16"/>
+              </w:rPr>
+              <w:fldChar w:fldCharType="begin">
+                <w:ffData>
+                  <w:name w:val=""/>
+                  <w:enabled/>
+                  <w:calcOnExit w:val="0"/>
+                  <w:checkBox>
+                    <w:sizeAuto/>
+                    <w:default w:val="1"/>
+                  </w:checkBox>
+                </w:ffData>
+              </w:fldChar>
+            </w:r>
+            <w:r>
+              <w:rPr>
+                <w:rFonts w:ascii="Aptos" w:hAnsi="Aptos"/>
+                <w:sz w:val="16"/>
+                <w:szCs w:val="16"/>
+              </w:rPr>
+              <w:instrText xml:space="preserve"> FORMCHECKBOX </w:instrText>
+            </w:r>
+            <w:r>
+              <w:rPr>
+                <w:rFonts w:ascii="Aptos" w:hAnsi="Aptos"/>
+                <w:sz w:val="16"/>
+                <w:szCs w:val="16"/>
+              </w:rPr>
+            </w:r>
+            <w:r>
+              <w:rPr>
+                <w:rFonts w:ascii="Aptos" w:hAnsi="Aptos"/>
+                <w:sz w:val="16"/>
+                <w:szCs w:val="16"/>
+              </w:rPr>
+              <w:fldChar w:fldCharType="separate"/>
+            </w:r>
+            <w:r>
+              <w:rPr>
+                <w:rFonts w:ascii="Aptos" w:hAnsi="Aptos"/>
+                <w:sz w:val="16"/>
+                <w:szCs w:val="16"/>
+              </w:rPr>
+              <w:fldChar w:fldCharType="end"/>
+            </w:r>
+            <w:r>
+              <w:rPr>
+                <w:rFonts w:ascii="Aptos" w:hAnsi="Aptos"/>
+                <w:sz w:val="16"/>
+                <w:szCs w:val="16"/>
+              </w:rPr>
+              <w:t xml:space="preserve"> Tuta EN 13034</w:t>
             </w:r>
           </w:p>
           <w:p>
@@ -5451,238 +5708,7 @@
                 <w:sz w:val="16"/>
                 <w:szCs w:val="16"/>
               </w:rPr>
-              <w:fldChar w:fldCharType="end"/>
-            </w:r>
-            <w:r>
-              <w:rPr>
-                <w:rFonts w:ascii="Aptos" w:hAnsi="Aptos"/>
-                <w:sz w:val="16"/>
-                <w:szCs w:val="16"/>
-              </w:rPr>
-              <w:t xml:space="preserve"> Maschera nebbie oleose EN 149 SL</w:t>
-            </w:r>
-          </w:p>
-          <w:p>
-            <w:pPr>
-              <w:rPr>
-                <w:rFonts w:ascii="Aptos" w:hAnsi="Aptos"/>
-                <w:sz w:val="16"/>
-                <w:szCs w:val="16"/>
-              </w:rPr>
-            </w:pPr>
-            <w:r>
-              <w:rPr>
-                <w:rFonts w:ascii="Aptos" w:hAnsi="Aptos"/>
-                <w:sz w:val="16"/>
-                <w:szCs w:val="16"/>
-              </w:rPr>
-              <w:fldChar w:fldCharType="begin">
-                <w:ffData>
-                  <w:name w:val=""/>
-                  <w:enabled/>
-                  <w:calcOnExit w:val="0"/>
-                  <w:checkBox>
-                    <w:sizeAuto/>
-                    <w:default w:val="1"/>
-                  </w:checkBox>
-                </w:ffData>
-              </w:fldChar>
-            </w:r>
-            <w:r>
-              <w:rPr>
-                <w:rFonts w:ascii="Aptos" w:hAnsi="Aptos"/>
-                <w:sz w:val="16"/>
-                <w:szCs w:val="16"/>
-              </w:rPr>
-              <w:instrText xml:space="preserve"> FORMCHECKBOX </w:instrText>
-            </w:r>
-            <w:r>
-              <w:rPr>
-                <w:rFonts w:ascii="Aptos" w:hAnsi="Aptos"/>
-                <w:sz w:val="16"/>
-                <w:szCs w:val="16"/>
-              </w:rPr>
-            </w:r>
-            <w:r>
-              <w:rPr>
-                <w:rFonts w:ascii="Aptos" w:hAnsi="Aptos"/>
-                <w:sz w:val="16"/>
-                <w:szCs w:val="16"/>
-              </w:rPr>
-              <w:fldChar w:fldCharType="end"/>
-            </w:r>
-            <w:r>
-              <w:rPr>
-                <w:rFonts w:ascii="Aptos" w:hAnsi="Aptos"/>
-                <w:sz w:val="16"/>
-                <w:szCs w:val="16"/>
-              </w:rPr>
-              <w:t xml:space="preserve"> Maschera antigas EN 141</w:t>
-            </w:r>
-          </w:p>
-          <w:p>
-            <w:pPr>
-              <w:rPr>
-                <w:rFonts w:ascii="Aptos" w:hAnsi="Aptos"/>
-                <w:sz w:val="16"/>
-                <w:szCs w:val="16"/>
-              </w:rPr>
-            </w:pPr>
-            <w:r>
-              <w:rPr>
-                <w:rFonts w:ascii="Aptos" w:hAnsi="Aptos"/>
-                <w:sz w:val="16"/>
-                <w:szCs w:val="16"/>
-              </w:rPr>
-              <w:fldChar w:fldCharType="begin">
-                <w:ffData>
-                  <w:name w:val=""/>
-                  <w:enabled/>
-                  <w:calcOnExit w:val="0"/>
-                  <w:checkBox>
-                    <w:sizeAuto/>
-                    <w:default w:val="1"/>
-                  </w:checkBox>
-                </w:ffData>
-              </w:fldChar>
-            </w:r>
-            <w:r>
-              <w:rPr>
-                <w:rFonts w:ascii="Aptos" w:hAnsi="Aptos"/>
-                <w:sz w:val="16"/>
-                <w:szCs w:val="16"/>
-              </w:rPr>
-              <w:instrText xml:space="preserve"> FORMCHECKBOX </w:instrText>
-            </w:r>
-            <w:r>
-              <w:rPr>
-                <w:rFonts w:ascii="Aptos" w:hAnsi="Aptos"/>
-                <w:sz w:val="16"/>
-                <w:szCs w:val="16"/>
-              </w:rPr>
-            </w:r>
-            <w:r>
-              <w:rPr>
-                <w:rFonts w:ascii="Aptos" w:hAnsi="Aptos"/>
-                <w:sz w:val="16"/>
-                <w:szCs w:val="16"/>
-              </w:rPr>
-              <w:fldChar w:fldCharType="end"/>
-            </w:r>
-            <w:r>
-              <w:rPr>
-                <w:rFonts w:ascii="Aptos" w:hAnsi="Aptos"/>
-                <w:sz w:val="16"/>
-                <w:szCs w:val="16"/>
-              </w:rPr>
-              <w:t xml:space="preserve"> Filtri per maschera: ABEK</w:t>
-            </w:r>
-          </w:p>
-        </w:tc>
-        <w:tc>
-          <w:tcPr>
-            <w:tcW w:w="2141" w:type="dxa"/>
-            <w:gridSpan w:val="2"/>
-            <w:shd w:val="clear" w:color="auto" w:fill="auto"/>
-          </w:tcPr>
-          <w:p>
-            <w:pPr>
-              <w:rPr>
-                <w:rFonts w:ascii="Aptos" w:hAnsi="Aptos"/>
-                <w:sz w:val="16"/>
-                <w:szCs w:val="16"/>
-              </w:rPr>
-            </w:pPr>
-            <w:r>
-              <w:rPr>
-                <w:rFonts w:ascii="Aptos" w:hAnsi="Aptos"/>
-                <w:sz w:val="16"/>
-                <w:szCs w:val="16"/>
-              </w:rPr>
-              <w:fldChar w:fldCharType="begin">
-                <w:ffData>
-                  <w:name w:val=""/>
-                  <w:enabled/>
-                  <w:calcOnExit w:val="0"/>
-                  <w:checkBox>
-                    <w:sizeAuto/>
-                    <w:default w:val="0"/>
-                  </w:checkBox>
-                </w:ffData>
-              </w:fldChar>
-            </w:r>
-            <w:r>
-              <w:rPr>
-                <w:rFonts w:ascii="Aptos" w:hAnsi="Aptos"/>
-                <w:sz w:val="16"/>
-                <w:szCs w:val="16"/>
-              </w:rPr>
-              <w:instrText xml:space="preserve"> FORMCHECKBOX </w:instrText>
-            </w:r>
-            <w:r>
-              <w:rPr>
-                <w:rFonts w:ascii="Aptos" w:hAnsi="Aptos"/>
-                <w:sz w:val="16"/>
-                <w:szCs w:val="16"/>
-              </w:rPr>
-            </w:r>
-            <w:r>
-              <w:rPr>
-                <w:rFonts w:ascii="Aptos" w:hAnsi="Aptos"/>
-                <w:sz w:val="16"/>
-                <w:szCs w:val="16"/>
-              </w:rPr>
-              <w:fldChar w:fldCharType="end"/>
-            </w:r>
-            <w:r>
-              <w:rPr>
-                <w:rFonts w:ascii="Aptos" w:hAnsi="Aptos"/>
-                <w:sz w:val="16"/>
-                <w:szCs w:val="16"/>
-              </w:rPr>
-              <w:t xml:space="preserve"> Tuta EN 13034</w:t>
-            </w:r>
-          </w:p>
-          <w:p>
-            <w:pPr>
-              <w:rPr>
-                <w:rFonts w:ascii="Aptos" w:hAnsi="Aptos"/>
-                <w:sz w:val="16"/>
-                <w:szCs w:val="16"/>
-              </w:rPr>
-            </w:pPr>
-            <w:r>
-              <w:rPr>
-                <w:rFonts w:ascii="Aptos" w:hAnsi="Aptos"/>
-                <w:sz w:val="16"/>
-                <w:szCs w:val="16"/>
-              </w:rPr>
-              <w:fldChar w:fldCharType="begin">
-                <w:ffData>
-                  <w:name w:val=""/>
-                  <w:enabled/>
-                  <w:calcOnExit w:val="0"/>
-                  <w:checkBox>
-                    <w:sizeAuto/>
-                    <w:default w:val="0"/>
-                  </w:checkBox>
-                </w:ffData>
-              </w:fldChar>
-            </w:r>
-            <w:r>
-              <w:rPr>
-                <w:rFonts w:ascii="Aptos" w:hAnsi="Aptos"/>
-                <w:sz w:val="16"/>
-                <w:szCs w:val="16"/>
-              </w:rPr>
-              <w:instrText xml:space="preserve"> FORMCHECKBOX </w:instrText>
-            </w:r>
-            <w:r>
-              <w:rPr>
-                <w:rFonts w:ascii="Aptos" w:hAnsi="Aptos"/>
-                <w:sz w:val="16"/>
-                <w:szCs w:val="16"/>
-              </w:rPr>
+              <w:fldChar w:fldCharType="separate"/>
             </w:r>
             <w:r>
               <w:rPr>
@@ -5795,6 +5821,17 @@
         </w:tc>
       </w:tr>
     </w:tbl>
+    <w:p>
+      <w:pPr>
+        <w:pStyle w:val="Titolo1"/>
+      </w:pPr>
+    </w:p>
+    <w:p/>
+    <w:p>
+      <w:pPr>
+        <w:pStyle w:val="Titolo1"/>
+      </w:pPr>
+    </w:p>
     <w:p/>
     <w:sectPr>
       <w:pgSz w:w="11906" w:h="16838"/>
@@ -5807,23 +5844,25 @@
 </file>
 
 <file path=word/styles.xml><?xml version="1.0" encoding="utf-8"?>
-<w:styles xmlns:mc="http://schemas.openxmlformats.org/markup-compatibility/2006" xmlns:r="http://schemas.openxmlformats.org/officeDocument/2006/relationships" xmlns:w="http://schemas.openxmlformats.org/wordprocessingml/2006/main" xmlns:w14="http://schemas.microsoft.com/office/word/2010/wordml" xmlns:w15="http://schemas.microsoft.com/office/word/2012/wordml" xmlns:w16cex="http://schemas.microsoft.com/office/word/2018/wordml/cex" xmlns:w16cid="http://schemas.microsoft.com/office/word/2016/wordml/cid" xmlns:w16="http://schemas.microsoft.com/office/word/2018/wordml" xmlns:w16du="http://schemas.microsoft.com/office/word/2023/wordml/word16du" xmlns:w16sdtdh="http://schemas.microsoft.com/office/word/2020/wordml/sdtdatahash" xmlns:w16se="http://schemas.microsoft.com/office/word/2015/wordml/symex" mc:Ignorable="w14 w15 w16se w16cid w16 w16cex w16sdtdh w16du">
+<w:styles xmlns:mc="http://schemas.openxmlformats.org/markup-compatibility/2006" xmlns:r="http://schemas.openxmlformats.org/officeDocument/2006/relationships" xmlns:w="http://schemas.openxmlformats.org/wordprocessingml/2006/main" xmlns:w14="http://schemas.microsoft.com/office/word/2010/wordml" xmlns:w15="http://schemas.microsoft.com/office/word/2012/wordml" xmlns:w16cex="http://schemas.microsoft.com/office/word/2018/wordml/cex" xmlns:w16cid="http://schemas.microsoft.com/office/word/2016/wordml/cid" xmlns:w16="http://schemas.microsoft.com/office/word/2018/wordml" xmlns:w16du="http://schemas.microsoft.com/office/word/2023/wordml/word16du" xmlns:w16sdtdh="http://schemas.microsoft.com/office/word/2020/wordml/sdtdatahash" xmlns:w16sdtfl="http://schemas.microsoft.com/office/word/2024/wordml/sdtformatlock" xmlns:w16se="http://schemas.microsoft.com/office/word/2015/wordml/symex" mc:Ignorable="w14 w15 w16se w16cid w16 w16cex w16sdtdh w16sdtfl w16du">
   <w:docDefaults>
     <w:rPrDefault>
       <w:rPr>
         <w:rFonts w:asciiTheme="minorHAnsi" w:eastAsiaTheme="minorHAnsi" w:hAnsiTheme="minorHAnsi" w:cstheme="minorBidi"/>
-        <w:kern w:val="2"/>
-        <w:sz w:val="24"/>
-        <w:szCs w:val="24"/>
+        <w:sz w:val="22"/>
+        <w:szCs w:val="22"/>
         <w:lang w:val="it-IT" w:eastAsia="en-US" w:bidi="ar-SA"/>
-        <w14:ligatures w14:val="standardContextual"/>
       </w:rPr>
     </w:rPrDefault>
-    <w:pPrDefault/>
+    <w:pPrDefault>
+      <w:pPr>
+        <w:spacing w:after="160" w:line="259" w:lineRule="auto"/>
+      </w:pPr>
+    </w:pPrDefault>
   </w:docDefaults>
   <w:latentStyles w:defLockedState="0" w:defUIPriority="99" w:defSemiHidden="0" w:defUnhideWhenUsed="0" w:defQFormat="0" w:count="376">
     <w:lsdException w:name="Normal" w:uiPriority="0" w:qFormat="1"/>
-    <w:lsdException w:name="heading 1" w:uiPriority="9" w:qFormat="1"/>
+    <w:lsdException w:name="heading 1" w:uiPriority="0" w:qFormat="1"/>
     <w:lsdException w:name="heading 2" w:semiHidden="1" w:uiPriority="9" w:unhideWhenUsed="1" w:qFormat="1"/>
     <w:lsdException w:name="heading 3" w:semiHidden="1" w:uiPriority="9" w:unhideWhenUsed="1" w:qFormat="1"/>
     <w:lsdException w:name="heading 4" w:semiHidden="1" w:uiPriority="9" w:unhideWhenUsed="1" w:qFormat="1"/>
@@ -6202,12 +6241,15 @@
   <w:style w:type="paragraph" w:default="1" w:styleId="Normale">
     <w:name w:val="Normal"/>
     <w:qFormat/>
-    <w:rsid w:val="00FC2A5C"/>
+    <w:rsid w:val="00CA66DD"/>
+    <w:pPr>
+      <w:spacing w:after="0" w:line="240" w:lineRule="auto"/>
+    </w:pPr>
     <w:rPr>
       <w:rFonts w:ascii="Times New Roman" w:eastAsia="Times New Roman" w:hAnsi="Times New Roman" w:cs="Times New Roman"/>
-      <w:kern w:val="0"/>
+      <w:sz w:val="24"/>
+      <w:szCs w:val="24"/>
       <w:lang w:eastAsia="it-IT"/>
-      <w14:ligatures w14:val="none"/>
     </w:rPr>
   </w:style>
   <w:style w:type="paragraph" w:styleId="Titolo1">
@@ -6215,229 +6257,28 @@
     <w:basedOn w:val="Normale"/>
     <w:next w:val="Normale"/>
     <w:link w:val="Titolo1Carattere"/>
-    <w:uiPriority w:val="9"/>
+    <w:autoRedefine/>
     <w:qFormat/>
-    <w:rsid w:val="00FC2A5C"/>
+    <w:rsid w:val="00CA66DD"/>
     <w:pPr>
       <w:keepNext/>
-      <w:keepLines/>
-      <w:spacing w:before="360" w:after="80"/>
+      <w:spacing w:before="240" w:after="60"/>
       <w:outlineLvl w:val="0"/>
     </w:pPr>
     <w:rPr>
-      <w:rFonts w:asciiTheme="majorHAnsi" w:eastAsiaTheme="majorEastAsia" w:hAnsiTheme="majorHAnsi" w:cstheme="majorBidi"/>
-      <w:color w:val="0F4761" w:themeColor="accent1" w:themeShade="BF"/>
-      <w:kern w:val="2"/>
-      <w:sz w:val="40"/>
-      <w:szCs w:val="40"/>
-      <w:lang w:eastAsia="en-US"/>
-      <w14:ligatures w14:val="standardContextual"/>
-    </w:rPr>
-  </w:style>
-  <w:style w:type="paragraph" w:styleId="Titolo2">
-    <w:name w:val="heading 2"/>
-    <w:basedOn w:val="Normale"/>
-    <w:next w:val="Normale"/>
-    <w:link w:val="Titolo2Carattere"/>
-    <w:uiPriority w:val="9"/>
-    <w:semiHidden/>
-    <w:unhideWhenUsed/>
-    <w:qFormat/>
-    <w:rsid w:val="00FC2A5C"/>
-    <w:pPr>
-      <w:keepNext/>
-      <w:keepLines/>
-      <w:spacing w:before="160" w:after="80"/>
-      <w:outlineLvl w:val="1"/>
-    </w:pPr>
-    <w:rPr>
-      <w:rFonts w:asciiTheme="majorHAnsi" w:eastAsiaTheme="majorEastAsia" w:hAnsiTheme="majorHAnsi" w:cstheme="majorBidi"/>
-      <w:color w:val="0F4761" w:themeColor="accent1" w:themeShade="BF"/>
-      <w:kern w:val="2"/>
-      <w:sz w:val="32"/>
-      <w:szCs w:val="32"/>
-      <w:lang w:eastAsia="en-US"/>
-      <w14:ligatures w14:val="standardContextual"/>
-    </w:rPr>
-  </w:style>
-  <w:style w:type="paragraph" w:styleId="Titolo3">
-    <w:name w:val="heading 3"/>
-    <w:basedOn w:val="Normale"/>
-    <w:next w:val="Normale"/>
-    <w:link w:val="Titolo3Carattere"/>
-    <w:uiPriority w:val="9"/>
-    <w:semiHidden/>
-    <w:unhideWhenUsed/>
-    <w:qFormat/>
-    <w:rsid w:val="00FC2A5C"/>
-    <w:pPr>
-      <w:keepNext/>
-      <w:keepLines/>
-      <w:spacing w:before="160" w:after="80"/>
-      <w:outlineLvl w:val="2"/>
-    </w:pPr>
-    <w:rPr>
-      <w:rFonts w:asciiTheme="minorHAnsi" w:eastAsiaTheme="majorEastAsia" w:hAnsiTheme="minorHAnsi" w:cstheme="majorBidi"/>
-      <w:color w:val="0F4761" w:themeColor="accent1" w:themeShade="BF"/>
-      <w:kern w:val="2"/>
+      <w:rFonts w:cs="Arial"/>
+      <w:b/>
+      <w:bCs/>
+      <w:caps/>
+      <w:color w:val="0000FF"/>
+      <w:kern w:val="32"/>
       <w:sz w:val="28"/>
       <w:szCs w:val="28"/>
-      <w:lang w:eastAsia="en-US"/>
-      <w14:ligatures w14:val="standardContextual"/>
-    </w:rPr>
-  </w:style>
-  <w:style w:type="paragraph" w:styleId="Titolo4">
-    <w:name w:val="heading 4"/>
-    <w:basedOn w:val="Normale"/>
-    <w:next w:val="Normale"/>
-    <w:link w:val="Titolo4Carattere"/>
-    <w:uiPriority w:val="9"/>
-    <w:semiHidden/>
-    <w:unhideWhenUsed/>
-    <w:qFormat/>
-    <w:rsid w:val="00FC2A5C"/>
-    <w:pPr>
-      <w:keepNext/>
-      <w:keepLines/>
-      <w:spacing w:before="80" w:after="40"/>
-      <w:outlineLvl w:val="3"/>
-    </w:pPr>
-    <w:rPr>
-      <w:rFonts w:asciiTheme="minorHAnsi" w:eastAsiaTheme="majorEastAsia" w:hAnsiTheme="minorHAnsi" w:cstheme="majorBidi"/>
-      <w:i/>
-      <w:iCs/>
-      <w:color w:val="0F4761" w:themeColor="accent1" w:themeShade="BF"/>
-      <w:kern w:val="2"/>
-      <w:lang w:eastAsia="en-US"/>
-      <w14:ligatures w14:val="standardContextual"/>
-    </w:rPr>
-  </w:style>
-  <w:style w:type="paragraph" w:styleId="Titolo5">
-    <w:name w:val="heading 5"/>
-    <w:basedOn w:val="Normale"/>
-    <w:next w:val="Normale"/>
-    <w:link w:val="Titolo5Carattere"/>
-    <w:uiPriority w:val="9"/>
-    <w:semiHidden/>
-    <w:unhideWhenUsed/>
-    <w:qFormat/>
-    <w:rsid w:val="00FC2A5C"/>
-    <w:pPr>
-      <w:keepNext/>
-      <w:keepLines/>
-      <w:spacing w:before="80" w:after="40"/>
-      <w:outlineLvl w:val="4"/>
-    </w:pPr>
-    <w:rPr>
-      <w:rFonts w:asciiTheme="minorHAnsi" w:eastAsiaTheme="majorEastAsia" w:hAnsiTheme="minorHAnsi" w:cstheme="majorBidi"/>
-      <w:color w:val="0F4761" w:themeColor="accent1" w:themeShade="BF"/>
-      <w:kern w:val="2"/>
-      <w:lang w:eastAsia="en-US"/>
-      <w14:ligatures w14:val="standardContextual"/>
-    </w:rPr>
-  </w:style>
-  <w:style w:type="paragraph" w:styleId="Titolo6">
-    <w:name w:val="heading 6"/>
-    <w:basedOn w:val="Normale"/>
-    <w:next w:val="Normale"/>
-    <w:link w:val="Titolo6Carattere"/>
-    <w:uiPriority w:val="9"/>
-    <w:semiHidden/>
-    <w:unhideWhenUsed/>
-    <w:qFormat/>
-    <w:rsid w:val="00FC2A5C"/>
-    <w:pPr>
-      <w:keepNext/>
-      <w:keepLines/>
-      <w:spacing w:before="40"/>
-      <w:outlineLvl w:val="5"/>
-    </w:pPr>
-    <w:rPr>
-      <w:rFonts w:asciiTheme="minorHAnsi" w:eastAsiaTheme="majorEastAsia" w:hAnsiTheme="minorHAnsi" w:cstheme="majorBidi"/>
-      <w:i/>
-      <w:iCs/>
-      <w:color w:val="595959" w:themeColor="text1" w:themeTint="A6"/>
-      <w:kern w:val="2"/>
-      <w:lang w:eastAsia="en-US"/>
-      <w14:ligatures w14:val="standardContextual"/>
-    </w:rPr>
-  </w:style>
-  <w:style w:type="paragraph" w:styleId="Titolo7">
-    <w:name w:val="heading 7"/>
-    <w:basedOn w:val="Normale"/>
-    <w:next w:val="Normale"/>
-    <w:link w:val="Titolo7Carattere"/>
-    <w:uiPriority w:val="9"/>
-    <w:semiHidden/>
-    <w:unhideWhenUsed/>
-    <w:qFormat/>
-    <w:rsid w:val="00FC2A5C"/>
-    <w:pPr>
-      <w:keepNext/>
-      <w:keepLines/>
-      <w:spacing w:before="40"/>
-      <w:outlineLvl w:val="6"/>
-    </w:pPr>
-    <w:rPr>
-      <w:rFonts w:asciiTheme="minorHAnsi" w:eastAsiaTheme="majorEastAsia" w:hAnsiTheme="minorHAnsi" w:cstheme="majorBidi"/>
-      <w:color w:val="595959" w:themeColor="text1" w:themeTint="A6"/>
-      <w:kern w:val="2"/>
-      <w:lang w:eastAsia="en-US"/>
-      <w14:ligatures w14:val="standardContextual"/>
-    </w:rPr>
-  </w:style>
-  <w:style w:type="paragraph" w:styleId="Titolo8">
-    <w:name w:val="heading 8"/>
-    <w:basedOn w:val="Normale"/>
-    <w:next w:val="Normale"/>
-    <w:link w:val="Titolo8Carattere"/>
-    <w:uiPriority w:val="9"/>
-    <w:semiHidden/>
-    <w:unhideWhenUsed/>
-    <w:qFormat/>
-    <w:rsid w:val="00FC2A5C"/>
-    <w:pPr>
-      <w:keepNext/>
-      <w:keepLines/>
-      <w:outlineLvl w:val="7"/>
-    </w:pPr>
-    <w:rPr>
-      <w:rFonts w:asciiTheme="minorHAnsi" w:eastAsiaTheme="majorEastAsia" w:hAnsiTheme="minorHAnsi" w:cstheme="majorBidi"/>
-      <w:i/>
-      <w:iCs/>
-      <w:color w:val="272727" w:themeColor="text1" w:themeTint="D8"/>
-      <w:kern w:val="2"/>
-      <w:lang w:eastAsia="en-US"/>
-      <w14:ligatures w14:val="standardContextual"/>
-    </w:rPr>
-  </w:style>
-  <w:style w:type="paragraph" w:styleId="Titolo9">
-    <w:name w:val="heading 9"/>
-    <w:basedOn w:val="Normale"/>
-    <w:next w:val="Normale"/>
-    <w:link w:val="Titolo9Carattere"/>
-    <w:uiPriority w:val="9"/>
-    <w:semiHidden/>
-    <w:unhideWhenUsed/>
-    <w:qFormat/>
-    <w:rsid w:val="00FC2A5C"/>
-    <w:pPr>
-      <w:keepNext/>
-      <w:keepLines/>
-      <w:outlineLvl w:val="8"/>
-    </w:pPr>
-    <w:rPr>
-      <w:rFonts w:asciiTheme="minorHAnsi" w:eastAsiaTheme="majorEastAsia" w:hAnsiTheme="minorHAnsi" w:cstheme="majorBidi"/>
-      <w:color w:val="272727" w:themeColor="text1" w:themeTint="D8"/>
-      <w:kern w:val="2"/>
-      <w:lang w:eastAsia="en-US"/>
-      <w14:ligatures w14:val="standardContextual"/>
     </w:rPr>
   </w:style>
   <w:style w:type="character" w:default="1" w:styleId="Carpredefinitoparagrafo">
     <w:name w:val="Default Paragraph Font"/>
     <w:uiPriority w:val="1"/>
-    <w:semiHidden/>
     <w:unhideWhenUsed/>
   </w:style>
   <w:style w:type="table" w:default="1" w:styleId="Tabellanormale">
@@ -6465,310 +6306,17 @@
     <w:name w:val="Titolo 1 Carattere"/>
     <w:basedOn w:val="Carpredefinitoparagrafo"/>
     <w:link w:val="Titolo1"/>
-    <w:uiPriority w:val="9"/>
-    <w:rsid w:val="00FC2A5C"/>
+    <w:rsid w:val="00CA66DD"/>
     <w:rPr>
-      <w:rFonts w:asciiTheme="majorHAnsi" w:eastAsiaTheme="majorEastAsia" w:hAnsiTheme="majorHAnsi" w:cstheme="majorBidi"/>
-      <w:color w:val="0F4761" w:themeColor="accent1" w:themeShade="BF"/>
-      <w:sz w:val="40"/>
-      <w:szCs w:val="40"/>
-    </w:rPr>
-  </w:style>
-  <w:style w:type="character" w:customStyle="1" w:styleId="Titolo2Carattere">
-    <w:name w:val="Titolo 2 Carattere"/>
-    <w:basedOn w:val="Carpredefinitoparagrafo"/>
-    <w:link w:val="Titolo2"/>
-    <w:uiPriority w:val="9"/>
-    <w:semiHidden/>
-    <w:rsid w:val="00FC2A5C"/>
-    <w:rPr>
-      <w:rFonts w:asciiTheme="majorHAnsi" w:eastAsiaTheme="majorEastAsia" w:hAnsiTheme="majorHAnsi" w:cstheme="majorBidi"/>
-      <w:color w:val="0F4761" w:themeColor="accent1" w:themeShade="BF"/>
-      <w:sz w:val="32"/>
-      <w:szCs w:val="32"/>
-    </w:rPr>
-  </w:style>
-  <w:style w:type="character" w:customStyle="1" w:styleId="Titolo3Carattere">
-    <w:name w:val="Titolo 3 Carattere"/>
-    <w:basedOn w:val="Carpredefinitoparagrafo"/>
-    <w:link w:val="Titolo3"/>
-    <w:uiPriority w:val="9"/>
-    <w:semiHidden/>
-    <w:rsid w:val="00FC2A5C"/>
-    <w:rPr>
-      <w:rFonts w:eastAsiaTheme="majorEastAsia" w:cstheme="majorBidi"/>
-      <w:color w:val="0F4761" w:themeColor="accent1" w:themeShade="BF"/>
+      <w:rFonts w:ascii="Times New Roman" w:eastAsia="Times New Roman" w:hAnsi="Times New Roman" w:cs="Arial"/>
+      <w:b/>
+      <w:bCs/>
+      <w:caps/>
+      <w:color w:val="0000FF"/>
+      <w:kern w:val="32"/>
       <w:sz w:val="28"/>
       <w:szCs w:val="28"/>
-    </w:rPr>
-  </w:style>
-  <w:style w:type="character" w:customStyle="1" w:styleId="Titolo4Carattere">
-    <w:name w:val="Titolo 4 Carattere"/>
-    <w:basedOn w:val="Carpredefinitoparagrafo"/>
-    <w:link w:val="Titolo4"/>
-    <w:uiPriority w:val="9"/>
-    <w:semiHidden/>
-    <w:rsid w:val="00FC2A5C"/>
-    <w:rPr>
-      <w:rFonts w:eastAsiaTheme="majorEastAsia" w:cstheme="majorBidi"/>
-      <w:i/>
-      <w:iCs/>
-      <w:color w:val="0F4761" w:themeColor="accent1" w:themeShade="BF"/>
-    </w:rPr>
-  </w:style>
-  <w:style w:type="character" w:customStyle="1" w:styleId="Titolo5Carattere">
-    <w:name w:val="Titolo 5 Carattere"/>
-    <w:basedOn w:val="Carpredefinitoparagrafo"/>
-    <w:link w:val="Titolo5"/>
-    <w:uiPriority w:val="9"/>
-    <w:semiHidden/>
-    <w:rsid w:val="00FC2A5C"/>
-    <w:rPr>
-      <w:rFonts w:eastAsiaTheme="majorEastAsia" w:cstheme="majorBidi"/>
-      <w:color w:val="0F4761" w:themeColor="accent1" w:themeShade="BF"/>
-    </w:rPr>
-  </w:style>
-  <w:style w:type="character" w:customStyle="1" w:styleId="Titolo6Carattere">
-    <w:name w:val="Titolo 6 Carattere"/>
-    <w:basedOn w:val="Carpredefinitoparagrafo"/>
-    <w:link w:val="Titolo6"/>
-    <w:uiPriority w:val="9"/>
-    <w:semiHidden/>
-    <w:rsid w:val="00FC2A5C"/>
-    <w:rPr>
-      <w:rFonts w:eastAsiaTheme="majorEastAsia" w:cstheme="majorBidi"/>
-      <w:i/>
-      <w:iCs/>
-      <w:color w:val="595959" w:themeColor="text1" w:themeTint="A6"/>
-    </w:rPr>
-  </w:style>
-  <w:style w:type="character" w:customStyle="1" w:styleId="Titolo7Carattere">
-    <w:name w:val="Titolo 7 Carattere"/>
-    <w:basedOn w:val="Carpredefinitoparagrafo"/>
-    <w:link w:val="Titolo7"/>
-    <w:uiPriority w:val="9"/>
-    <w:semiHidden/>
-    <w:rsid w:val="00FC2A5C"/>
-    <w:rPr>
-      <w:rFonts w:eastAsiaTheme="majorEastAsia" w:cstheme="majorBidi"/>
-      <w:color w:val="595959" w:themeColor="text1" w:themeTint="A6"/>
-    </w:rPr>
-  </w:style>
-  <w:style w:type="character" w:customStyle="1" w:styleId="Titolo8Carattere">
-    <w:name w:val="Titolo 8 Carattere"/>
-    <w:basedOn w:val="Carpredefinitoparagrafo"/>
-    <w:link w:val="Titolo8"/>
-    <w:uiPriority w:val="9"/>
-    <w:semiHidden/>
-    <w:rsid w:val="00FC2A5C"/>
-    <w:rPr>
-      <w:rFonts w:eastAsiaTheme="majorEastAsia" w:cstheme="majorBidi"/>
-      <w:i/>
-      <w:iCs/>
-      <w:color w:val="272727" w:themeColor="text1" w:themeTint="D8"/>
-    </w:rPr>
-  </w:style>
-  <w:style w:type="character" w:customStyle="1" w:styleId="Titolo9Carattere">
-    <w:name w:val="Titolo 9 Carattere"/>
-    <w:basedOn w:val="Carpredefinitoparagrafo"/>
-    <w:link w:val="Titolo9"/>
-    <w:uiPriority w:val="9"/>
-    <w:semiHidden/>
-    <w:rsid w:val="00FC2A5C"/>
-    <w:rPr>
-      <w:rFonts w:eastAsiaTheme="majorEastAsia" w:cstheme="majorBidi"/>
-      <w:color w:val="272727" w:themeColor="text1" w:themeTint="D8"/>
-    </w:rPr>
-  </w:style>
-  <w:style w:type="paragraph" w:styleId="Titolo">
-    <w:name w:val="Title"/>
-    <w:basedOn w:val="Normale"/>
-    <w:next w:val="Normale"/>
-    <w:link w:val="TitoloCarattere"/>
-    <w:uiPriority w:val="10"/>
-    <w:qFormat/>
-    <w:rsid w:val="00FC2A5C"/>
-    <w:pPr>
-      <w:spacing w:after="80"/>
-      <w:contextualSpacing/>
-    </w:pPr>
-    <w:rPr>
-      <w:rFonts w:asciiTheme="majorHAnsi" w:eastAsiaTheme="majorEastAsia" w:hAnsiTheme="majorHAnsi" w:cstheme="majorBidi"/>
-      <w:spacing w:val="-10"/>
-      <w:kern w:val="28"/>
-      <w:sz w:val="56"/>
-      <w:szCs w:val="56"/>
-      <w:lang w:eastAsia="en-US"/>
-      <w14:ligatures w14:val="standardContextual"/>
-    </w:rPr>
-  </w:style>
-  <w:style w:type="character" w:customStyle="1" w:styleId="TitoloCarattere">
-    <w:name w:val="Titolo Carattere"/>
-    <w:basedOn w:val="Carpredefinitoparagrafo"/>
-    <w:link w:val="Titolo"/>
-    <w:uiPriority w:val="10"/>
-    <w:rsid w:val="00FC2A5C"/>
-    <w:rPr>
-      <w:rFonts w:asciiTheme="majorHAnsi" w:eastAsiaTheme="majorEastAsia" w:hAnsiTheme="majorHAnsi" w:cstheme="majorBidi"/>
-      <w:spacing w:val="-10"/>
-      <w:kern w:val="28"/>
-      <w:sz w:val="56"/>
-      <w:szCs w:val="56"/>
-    </w:rPr>
-  </w:style>
-  <w:style w:type="paragraph" w:styleId="Sottotitolo">
-    <w:name w:val="Subtitle"/>
-    <w:basedOn w:val="Normale"/>
-    <w:next w:val="Normale"/>
-    <w:link w:val="SottotitoloCarattere"/>
-    <w:uiPriority w:val="11"/>
-    <w:qFormat/>
-    <w:rsid w:val="00FC2A5C"/>
-    <w:pPr>
-      <w:numPr>
-        <w:ilvl w:val="1"/>
-      </w:numPr>
-      <w:spacing w:after="160"/>
-    </w:pPr>
-    <w:rPr>
-      <w:rFonts w:asciiTheme="minorHAnsi" w:eastAsiaTheme="majorEastAsia" w:hAnsiTheme="minorHAnsi" w:cstheme="majorBidi"/>
-      <w:color w:val="595959" w:themeColor="text1" w:themeTint="A6"/>
-      <w:spacing w:val="15"/>
-      <w:kern w:val="2"/>
-      <w:sz w:val="28"/>
-      <w:szCs w:val="28"/>
-      <w:lang w:eastAsia="en-US"/>
-      <w14:ligatures w14:val="standardContextual"/>
-    </w:rPr>
-  </w:style>
-  <w:style w:type="character" w:customStyle="1" w:styleId="SottotitoloCarattere">
-    <w:name w:val="Sottotitolo Carattere"/>
-    <w:basedOn w:val="Carpredefinitoparagrafo"/>
-    <w:link w:val="Sottotitolo"/>
-    <w:uiPriority w:val="11"/>
-    <w:rsid w:val="00FC2A5C"/>
-    <w:rPr>
-      <w:rFonts w:eastAsiaTheme="majorEastAsia" w:cstheme="majorBidi"/>
-      <w:color w:val="595959" w:themeColor="text1" w:themeTint="A6"/>
-      <w:spacing w:val="15"/>
-      <w:sz w:val="28"/>
-      <w:szCs w:val="28"/>
-    </w:rPr>
-  </w:style>
-  <w:style w:type="paragraph" w:styleId="Citazione">
-    <w:name w:val="Quote"/>
-    <w:basedOn w:val="Normale"/>
-    <w:next w:val="Normale"/>
-    <w:link w:val="CitazioneCarattere"/>
-    <w:uiPriority w:val="29"/>
-    <w:qFormat/>
-    <w:rsid w:val="00FC2A5C"/>
-    <w:pPr>
-      <w:spacing w:before="160" w:after="160"/>
-      <w:jc w:val="center"/>
-    </w:pPr>
-    <w:rPr>
-      <w:rFonts w:asciiTheme="minorHAnsi" w:eastAsiaTheme="minorHAnsi" w:hAnsiTheme="minorHAnsi" w:cstheme="minorBidi"/>
-      <w:i/>
-      <w:iCs/>
-      <w:color w:val="404040" w:themeColor="text1" w:themeTint="BF"/>
-      <w:kern w:val="2"/>
-      <w:lang w:eastAsia="en-US"/>
-      <w14:ligatures w14:val="standardContextual"/>
-    </w:rPr>
-  </w:style>
-  <w:style w:type="character" w:customStyle="1" w:styleId="CitazioneCarattere">
-    <w:name w:val="Citazione Carattere"/>
-    <w:basedOn w:val="Carpredefinitoparagrafo"/>
-    <w:link w:val="Citazione"/>
-    <w:uiPriority w:val="29"/>
-    <w:rsid w:val="00FC2A5C"/>
-    <w:rPr>
-      <w:i/>
-      <w:iCs/>
-      <w:color w:val="404040" w:themeColor="text1" w:themeTint="BF"/>
-    </w:rPr>
-  </w:style>
-  <w:style w:type="paragraph" w:styleId="Paragrafoelenco">
-    <w:name w:val="List Paragraph"/>
-    <w:basedOn w:val="Normale"/>
-    <w:uiPriority w:val="34"/>
-    <w:qFormat/>
-    <w:rsid w:val="00FC2A5C"/>
-    <w:pPr>
-      <w:ind w:left="720"/>
-      <w:contextualSpacing/>
-    </w:pPr>
-    <w:rPr>
-      <w:rFonts w:asciiTheme="minorHAnsi" w:eastAsiaTheme="minorHAnsi" w:hAnsiTheme="minorHAnsi" w:cstheme="minorBidi"/>
-      <w:kern w:val="2"/>
-      <w:lang w:eastAsia="en-US"/>
-      <w14:ligatures w14:val="standardContextual"/>
-    </w:rPr>
-  </w:style>
-  <w:style w:type="character" w:styleId="Enfasiintensa">
-    <w:name w:val="Intense Emphasis"/>
-    <w:basedOn w:val="Carpredefinitoparagrafo"/>
-    <w:uiPriority w:val="21"/>
-    <w:qFormat/>
-    <w:rsid w:val="00FC2A5C"/>
-    <w:rPr>
-      <w:i/>
-      <w:iCs/>
-      <w:color w:val="0F4761" w:themeColor="accent1" w:themeShade="BF"/>
-    </w:rPr>
-  </w:style>
-  <w:style w:type="paragraph" w:styleId="Citazioneintensa">
-    <w:name w:val="Intense Quote"/>
-    <w:basedOn w:val="Normale"/>
-    <w:next w:val="Normale"/>
-    <w:link w:val="CitazioneintensaCarattere"/>
-    <w:uiPriority w:val="30"/>
-    <w:qFormat/>
-    <w:rsid w:val="00FC2A5C"/>
-    <w:pPr>
-      <w:pBdr>
-        <w:top w:val="single" w:sz="4" w:space="10" w:color="0F4761" w:themeColor="accent1" w:themeShade="BF"/>
-        <w:bottom w:val="single" w:sz="4" w:space="10" w:color="0F4761" w:themeColor="accent1" w:themeShade="BF"/>
-      </w:pBdr>
-      <w:spacing w:before="360" w:after="360"/>
-      <w:ind w:left="864" w:right="864"/>
-      <w:jc w:val="center"/>
-    </w:pPr>
-    <w:rPr>
-      <w:rFonts w:asciiTheme="minorHAnsi" w:eastAsiaTheme="minorHAnsi" w:hAnsiTheme="minorHAnsi" w:cstheme="minorBidi"/>
-      <w:i/>
-      <w:iCs/>
-      <w:color w:val="0F4761" w:themeColor="accent1" w:themeShade="BF"/>
-      <w:kern w:val="2"/>
-      <w:lang w:eastAsia="en-US"/>
-      <w14:ligatures w14:val="standardContextual"/>
-    </w:rPr>
-  </w:style>
-  <w:style w:type="character" w:customStyle="1" w:styleId="CitazioneintensaCarattere">
-    <w:name w:val="Citazione intensa Carattere"/>
-    <w:basedOn w:val="Carpredefinitoparagrafo"/>
-    <w:link w:val="Citazioneintensa"/>
-    <w:uiPriority w:val="30"/>
-    <w:rsid w:val="00FC2A5C"/>
-    <w:rPr>
-      <w:i/>
-      <w:iCs/>
-      <w:color w:val="0F4761" w:themeColor="accent1" w:themeShade="BF"/>
-    </w:rPr>
-  </w:style>
-  <w:style w:type="character" w:styleId="Riferimentointenso">
-    <w:name w:val="Intense Reference"/>
-    <w:basedOn w:val="Carpredefinitoparagrafo"/>
-    <w:uiPriority w:val="32"/>
-    <w:qFormat/>
-    <w:rsid w:val="00FC2A5C"/>
-    <w:rPr>
-      <w:b/>
-      <w:bCs/>
-      <w:smallCaps/>
-      <w:color w:val="0F4761" w:themeColor="accent1" w:themeShade="BF"/>
-      <w:spacing w:val="5"/>
+      <w:lang w:eastAsia="it-IT"/>
     </w:rPr>
   </w:style>
 </w:styles>
@@ -6785,39 +6333,39 @@
         <a:sysClr val="window" lastClr="FFFFFF"/>
       </a:lt1>
       <a:dk2>
-        <a:srgbClr val="0E2841"/>
+        <a:srgbClr val="44546A"/>
       </a:dk2>
       <a:lt2>
-        <a:srgbClr val="E8E8E8"/>
+        <a:srgbClr val="E7E6E6"/>
       </a:lt2>
       <a:accent1>
-        <a:srgbClr val="156082"/>
+        <a:srgbClr val="4472C4"/>
       </a:accent1>
       <a:accent2>
-        <a:srgbClr val="E97132"/>
+        <a:srgbClr val="ED7D31"/>
       </a:accent2>
       <a:accent3>
-        <a:srgbClr val="196B24"/>
+        <a:srgbClr val="A5A5A5"/>
       </a:accent3>
       <a:accent4>
-        <a:srgbClr val="0F9ED5"/>
+        <a:srgbClr val="FFC000"/>
       </a:accent4>
       <a:accent5>
-        <a:srgbClr val="A02B93"/>
+        <a:srgbClr val="5B9BD5"/>
       </a:accent5>
       <a:accent6>
-        <a:srgbClr val="4EA72E"/>
+        <a:srgbClr val="70AD47"/>
       </a:accent6>
       <a:hlink>
-        <a:srgbClr val="467886"/>
+        <a:srgbClr val="0563C1"/>
       </a:hlink>
       <a:folHlink>
-        <a:srgbClr val="96607D"/>
+        <a:srgbClr val="954F72"/>
       </a:folHlink>
     </a:clrScheme>
     <a:fontScheme name="Office">
       <a:majorFont>
-        <a:latin typeface="Aptos Display" panose="02110004020202020204"/>
+        <a:latin typeface="Calibri Light" panose="020F0302020204030204"/>
         <a:ea typeface=""/>
         <a:cs typeface=""/>
         <a:font script="Jpan" typeface="游ゴシック Light"/>
@@ -6869,10 +6417,10 @@
         <a:font script="Tfng" typeface="Ebrima"/>
       </a:majorFont>
       <a:minorFont>
-        <a:latin typeface="Aptos" panose="02110004020202020204"/>
+        <a:latin typeface="Calibri" panose="020F0502020204030204"/>
         <a:ea typeface=""/>
         <a:cs typeface=""/>
-        <a:font script="Jpan" typeface="游ゴシック"/>
+        <a:font script="Jpan" typeface="游明朝"/>
         <a:font script="Hang" typeface="맑은 고딕"/>
         <a:font script="Hans" typeface="等线"/>
         <a:font script="Hant" typeface="新細明體"/>
